--- a/klagomål/A 56939-2025 FSC-klagomål.docx
+++ b/klagomål/A 56939-2025 FSC-klagomål.docx
@@ -173,7 +173,7 @@
     </w:p>
     <w:p>
       <w:r>
-        <w:t>Nedan presenteras fynd av naturvårdsarter och fridlysta arter som gjorts i det avverkningsanmälda området, samt relevanta utdrag ur standarderna för FSC, Chain of Custody, Controlled Wood och PEFC. I BILAGA 1 finns artfakta om fridlysta arter.</w:t>
+        <w:t>Nedan presenteras fynd av naturvårdsarter och fridlysta arter som gjorts i det avverkningsanmälda området, samt relevanta utdrag ur standarderna för FSC, Chain of Custody, Controlled Wood och PEFC. I BILAGA 1 finns artfakta om fridlysta och rödlistade arter.</w:t>
       </w:r>
     </w:p>
     <w:p>
@@ -191,7 +191,7 @@
     </w:p>
     <w:p>
       <w:r>
-        <w:t>I avverkningsanmälan har följande 9 naturvårdsarter hittats: knärot (VU, §8), garnlav (NT), kolflarnlav (NT), mörk kolflarnlav (NT), spillkråka (NT, §4), vedskivlav (NT), björksplintborre (S), tjäder (§4) och revlummer (§9). Av dessa är 6 rödlistade. För rödlistade arter har rödlistekategorin angivits inom parentes. Arter som är signalarter enligt Skogsstyrelsen har markerats med (S). För fridlysta arter anges även paragrafen i Artskyddsförordningen som arten är fridlyst enligt.</w:t>
+        <w:t>I avverkningsanmälan har följande 15 naturvårdsarter hittats: knärot (VU, §8), garnlav (NT), kolflarnlav (NT), mörk kolflarnlav (NT), spillkråka (NT, §4), tretåig hackspett (NT, §4), ullticka (NT), vedflamlav (NT), vedskivlav (NT), björksplintborre (S), mindre märgborre (S), plattlummer (S, §9), gråspett (§4), tjäder (§4) och revlummer (§9). Av dessa är 9 rödlistade. För rödlistade arter har rödlistekategorin angivits inom parentes. Arter som är signalarter enligt Skogsstyrelsen har markerats med (S). För fridlysta arter anges även paragrafen i Artskyddsförordningen som arten är fridlyst enligt.</w:t>
       </w:r>
     </w:p>
     <w:p>
@@ -206,7 +206,7 @@
       <w:r>
         <w:drawing>
           <wp:inline xmlns:a="http://schemas.openxmlformats.org/drawingml/2006/main" xmlns:pic="http://schemas.openxmlformats.org/drawingml/2006/picture">
-            <wp:extent cx="5486400" cy="3667913"/>
+            <wp:extent cx="5486400" cy="3592874"/>
             <wp:docPr id="1" name="Picture 1"/>
             <wp:cNvGraphicFramePr>
               <a:graphicFrameLocks noChangeAspect="1"/>
@@ -227,7 +227,7 @@
                   <pic:spPr>
                     <a:xfrm>
                       <a:off x="0" y="0"/>
-                      <a:ext cx="5486400" cy="3667913"/>
+                      <a:ext cx="5486400" cy="3592874"/>
                     </a:xfrm>
                     <a:prstGeom prst="rect"/>
                   </pic:spPr>
@@ -273,10 +273,70 @@
         <w:rPr>
           <w:b/>
         </w:rPr>
+        <w:t>Mindre märgborre</w:t>
+      </w:r>
+      <w:r>
+        <w:t xml:space="preserve"> är en signalart för tallskog med höga naturvärden och betraktas tillsammans med skarptandad barkborre (NT) som nyckelarter för ett antal sällsynta åtgärdsprogramsarter som är beroende av deras gångsystem. Bland dessa kan nämnas avlång barkborre (VU), </w:t>
+      </w:r>
+      <w:r>
+        <w:rPr>
+          <w:i/>
+        </w:rPr>
+        <w:t>Corticeus longulus</w:t>
+      </w:r>
+      <w:r>
+        <w:t xml:space="preserve"> (VU), tallbarksvartbagge (VU), tallgångbagge (VU) och cholodkovskys bastborre (NT). Den mindre märgborrens måsvingeliknande gnaggångar är lätta att känna igen och hittas ofta på grova tallgrenar på marken. Rika förekomster av främst mindre märgborre men även skarptandad barkborre (NT) är en signal för artrikedom och inventeringar har visat att det är i skogar med en naturlig självgallring som det skapas förutsättningar för dessa arter samt de efterföljande åtgärdsprogramsarterna. Tallskogar med stark förekomst av mindre märgborre och skarptandad barkborre bör avsättas som reservat. Generellt bör hänsyn tas vid slutavverkning av talldominerad skog så att avverkningsrester som gren- och toppdelar lämnas (Pettersson, 2014; Hedgren, 2012; Gunnarsson m fl., 1999).</w:t>
+      </w:r>
+    </w:p>
+    <w:p>
+      <w:r>
+        <w:rPr>
+          <w:b/>
+        </w:rPr>
         <w:t>Mörk kolflarnlav (NT)</w:t>
       </w:r>
       <w:r>
         <w:t xml:space="preserve"> är brandberoende och växer nästan uteslutande på kolad hård kärnved av tall. Arten förekommer främst i glesa, öppna tall- och blandbarrskogar av naturskogskaraktär och etableringen verkar ske sent efter brand, kanske först efter 100–300 år. Mörk kolflarnlav indikerar skog med höga naturvärden och vanligast är att den påträffas på rester av nedbrunna torrakor och högstubbar och lågstubbar som är så grova att hela innandömet är urbränt. Tall- och blandbarrskogar av naturskogskaraktär med spår av återkommande bränder hyser höga biologiska värden och bör skyddas (SLU Artdatabanken, 2024).</w:t>
+      </w:r>
+    </w:p>
+    <w:p>
+      <w:r>
+        <w:rPr>
+          <w:b/>
+        </w:rPr>
+        <w:t>Ullticka (NT)</w:t>
+      </w:r>
+      <w:r>
+        <w:t xml:space="preserve"> är knuten till restbestånd av barrnaturskog och förekommer med ett tydligt optimum i orörda eller måttligt påverkade gamla granskogar där det föreligger viss kontinuitet av grov död ved. Ullticka är en bra signalart inom hela sitt utbredningsområde och i södra Sverige är den sällsynt och en god signalart för skyddsvärda granskogsmiljöer. Den hotas av avverkning och fragmentering av naturskog och äldre granskog med lång trädkontinuitet. På ullticka kan ibland ulltickeporing (VU) påträffas - det är en sällsynt ticka som nyligen delats upp i tre olika arter: </w:t>
+      </w:r>
+      <w:r>
+        <w:rPr>
+          <w:i/>
+        </w:rPr>
+        <w:t xml:space="preserve">Skeletocutis brevispora </w:t>
+      </w:r>
+      <w:r>
+        <w:t>(ulltickeporing)</w:t>
+      </w:r>
+      <w:r>
+        <w:rPr>
+          <w:i/>
+        </w:rPr>
+        <w:t>, Skeletocutis delicata och Skeletocutis exilis</w:t>
+      </w:r>
+      <w:r>
+        <w:t>. De två sistnämnda arterna står för närvarande (2020) som ej bedömda i rödlistan (SLU Artdatabanken, 2024; Nitare &amp; Skogsstyrelsen, 2019; Miettinen &amp; Niemelä, 2018).</w:t>
+      </w:r>
+    </w:p>
+    <w:p>
+      <w:r>
+        <w:rPr>
+          <w:b/>
+        </w:rPr>
+        <w:t>Vedflamlav (NT)</w:t>
+      </w:r>
+      <w:r>
+        <w:t xml:space="preserve"> växer på gammal hård och torr, exponerad kärnved av tall, främst på högstubbar i ljusöppna lägen, t.ex. vid och på myrar, sjökanter, i glesa hällmarkskogar och i brandpräglade tallnaturskogar. Substratet nyskapas i begränsad omfattning och arten är en utmärkt indikator på höga naturvärden i denna skogstyp. Tall- och barrblandskogar med naturskogskaraktär och spår av bränder har ofta höga biologiska värden och bör skyddas (SLU Artdatabanken, 2024).</w:t>
       </w:r>
     </w:p>
     <w:p>
@@ -300,7 +360,7 @@
     </w:p>
     <w:p>
       <w:r>
-        <w:t>Följande fridlysta arter har sina livsmiljöer och växtplatser i den avverkningsanmälda skogen: knärot (VU, §8), spillkråka (NT, §4), tjäder (§4) och revlummer (§9).</w:t>
+        <w:t>Följande fridlysta arter har sina livsmiljöer och växtplatser i den avverkningsanmälda skogen: knärot (VU, §8), spillkråka (NT, §4), tretåig hackspett (NT, §4), plattlummer (S, §9), gråspett (§4), tjäder (§4) och revlummer (§9).</w:t>
       </w:r>
     </w:p>
     <w:p>
@@ -427,6 +487,17 @@
     </w:p>
     <w:p>
       <w:r>
+        <w:rPr>
+          <w:b/>
+        </w:rPr>
+        <w:t>Tretåig hackspett (NT, §4)</w:t>
+      </w:r>
+      <w:r>
+        <w:t xml:space="preserve"> är rödlistad som nära hotad och ingår i bilaga 1 i EU:s fågeldirektiv. Tretåig hackspett är för sin överlevnad beroende av kontinuerlig tillförsel av äldre döende och död ved, som sker genom naturliga självgallringsprocesser i äldre grannaturskogar och barrblandade naturskogar. Om en skog genom skogsbruk gallras eller glesas ur så upphör och uteblir i stort sett den naturliga självgallringsprocessen för mycket lång tid framöver vilket omöjliggör upprätthållandet av den kontinuerliga ekologiska funktionen i ett område. Det finns studier som visar att naturskogens självgallringsprocess som den tretåiga hackspetten är beroende av, inte kan ersättas med efterlämnad hänsyn i skogsbruket (Imbeau &amp; Desrochers, 2002). Storleken på häckningsreviret varierar med skogstypen, förekomsten av död ved och graden av fragmentering, men är i allmänhet i storleksordningen 25–100 hektar. Vintertid krävs ofta betydligt större områden och det finns studier som antyder att arten behöver minst 100 hektar äldre skog. I områden med låg bonitet kan det behövas över 200 hektar lämpligt habitat för att ett par ska kunna reproducera sig. Områden med dokumenterad permanent förekomst i naturskogsmiljöer har vanligen så stora naturvärden att skogsbruk är olämpligt (Skogsstyrelsen, 2016).</w:t>
+      </w:r>
+    </w:p>
+    <w:p>
+      <w:r>
         <w:t>I BILAGA 1 finns mer detaljerad information om ekologi samt krav på livsmiljö hos fridlysta arter.</w:t>
       </w:r>
     </w:p>
@@ -536,7 +607,7 @@
         <w:rPr>
           <w:i/>
         </w:rPr>
-        <w:t>I det avverkningsanmälda skogsområdet har 9 naturvårdsarter varav 6 rödlistade arter sina livsmiljöer och växtplatser.</w:t>
+        <w:t>I det avverkningsanmälda skogsområdet har 15 naturvårdsarter varav 9 rödlistade arter sina livsmiljöer och växtplatser.</w:t>
       </w:r>
     </w:p>
     <w:p>
@@ -733,7 +804,9 @@
         <w:pStyle w:val="Title"/>
       </w:pPr>
       <w:r>
-        <w:t>BILAGA 1 – Fridlysta arter</w:t>
+        <w:t>BILAGA 1 –</w:t>
+        <w:br/>
+        <w:t>Fridlysta och rödlistade arter</w:t>
       </w:r>
     </w:p>
     <w:p>
@@ -934,17 +1007,36 @@
         <w:pStyle w:val="Heading1"/>
       </w:pPr>
       <w:r>
-        <w:t>Spillkråka – ekologi samt krav på livsmiljön</w:t>
+        <w:t>Mindre märgborre – ekologi samt krav på livsmiljön</w:t>
       </w:r>
     </w:p>
     <w:p>
       <w:r>
-        <w:t>Spillkråka (NT) är rödlistad som nära hotad, fridlyst enligt §4 Artskyddsförordningen och ingår i bilaga 1 i EU:s fågeldirektiv. Spillkråka lever i både barr- och blandskog liksom i ren lövskog. De tätaste populationerna tenderar att finnas i äldre, variationsrik blandskog med gott om död ved och gamla träd.</w:t>
+        <w:t xml:space="preserve">Mindre märgborre är en signalart för tallskog med höga naturvärden och kan lätt konstateras genom sina karaktäristiska måsvingeliknande gnagspår som ofta hittas på grova tallgrenar på marken. Mindre märgborre betraktas tillsammans med skarptandad barkborre (NT) som nyckelarter, eftersom en rad sällsynta efterföljande arter är beroende av deras gångsystem. Bland dessa kan nämnas åtgärdsprogramsarterna avlång barkborre (VU), </w:t>
+      </w:r>
+      <w:r>
+        <w:rPr>
+          <w:i/>
+        </w:rPr>
+        <w:t>Corticeus longulus</w:t>
+      </w:r>
+      <w:r>
+        <w:t xml:space="preserve"> (VU), tallbarksvartbagge (VU), tallgångbagge (VU) och cholodkovskys bastborre (NT) (Pettersson, 2014; Gunnarsson m fl., 1999).</w:t>
       </w:r>
     </w:p>
     <w:p>
       <w:r>
-        <w:t>Varje par utnyttjar 400–1000 hektar skog beroende på skogens kvalitet. En minskning av populationen pågår på grund av minskad tillgång på lämpliga bo- och födoträd och minskad födotillgång. Spillkråkans minskningstakt har uppgått till 19 (24–10) % under de senaste 15 åren. Minskningstakten för den svenska populationen bedöms vara nära gränsvärdet för Sårbar (VU) (A2bc). Skogsbruk med korta omloppstider och täta, homogena ungskogar utgör det största hotet (Artdatabanken 2023).</w:t>
+        <w:t>Tallskogar tillhör de livsmiljöer som förändrats i stor skala, där många kvadratmil har omvandlats till unga produktionsskogar. I sådana skogar saknas förutsättningar för de ovannämnda sällsynta barkborrarna och alltmer kunskap tyder på att skogsbrukets omvandling av skogslandskapet, missgynnar åtgärdsprogrammets arter även inne i skyddade områden (Hedgren, 2012; Hedgren m.fl., 2010; Wikars m.fl., 2010; Wikars, 2009). Orsaken är sannolikt att dagens intensiva skogsbruk trivialiserar faunan på nydöda träd. Detta sker genom att generalister förökas upp i sådan grad i den brukade skogen att dessa även kommer att dominera i de för hållandevis små och fragmenterade områden som avsätts för naturvård (Appelqvist, 2005; Janzen, 1983; Ås, 1999).</w:t>
+      </w:r>
+    </w:p>
+    <w:p>
+      <w:r>
+        <w:t>Ett tydligt exempel på en generalist som gynnas av dagens skogsbruk är större märgborre på nydöd tall. Denna utvecklas förutom i vindfällen gärna i avverkningsavfall, inklusive avverkningsstubbar och röjningsstammar. Därmed har den större märgborren möjlighet att upprätthålla stora och stabila populationer på huvuddelen av landets skogsmark, vilket leder till en trivialisering av faunan. Större märgborre inverkar sannolikt direkt negativt på arter som tolvtandad barkborre (EN) och avlång barkborre (VU), och indirekt på de som är gynnade av blånadssvampar, dvs. följearter till framförallt mindre märgborre och skarptandad barkborre (NT). De barkborrar som missgynnas av större märgborre är i mycket högre grad gynnade av tallar som dör genom självgallring, dvs. i normalfallet skog som inte används till skogsproduktion (Pettersson, 2014; Wikars, skriftl.).</w:t>
+      </w:r>
+    </w:p>
+    <w:p>
+      <w:r>
+        <w:t>Rika förekomster av främst mindre märgborre men även skarptandad barkborre (NT) är en signal för artrikedom och inventeringar har visat att det är i skogar med en naturlig självgallring som det skapas förutsättningar för dessa arter samt de efterföljande åtgärdsprogramsarterna (Pettersson, 2014; Hedgren, 2012). Tallskogar med stark förekomst av mindre märgborre och skarptandad barkborre bör avsättas som reservat. Generellt bör hänsyn tas vid slutavverkning av talldominerad skog så att avverkningsrester som gren- och toppdelar (s.k. GROT) lämnas (Pettersson, 2014).</w:t>
       </w:r>
     </w:p>
     <w:p>
@@ -952,21 +1044,133 @@
         <w:pStyle w:val="Heading2"/>
       </w:pPr>
       <w:r>
-        <w:t>Referenser – spillkråka</w:t>
+        <w:t>Referenser – mindre märgborre</w:t>
       </w:r>
     </w:p>
     <w:p>
       <w:r>
-        <w:t xml:space="preserve">SLU Artdatabanken, 2021. </w:t>
+        <w:t xml:space="preserve">Appelqvist, T., 2005. </w:t>
       </w:r>
       <w:r>
         <w:rPr>
           <w:i/>
         </w:rPr>
-        <w:t xml:space="preserve">Artfaktablad. Naturvård – artfakta. </w:t>
-      </w:r>
-      <w:r>
-        <w:t>SLU Artdatabanken, Uppsala</w:t>
+        <w:t>Naturvårdsbiologisk forskning. Underlag för områdesskydd i landskapet.</w:t>
+      </w:r>
+      <w:r>
+        <w:t xml:space="preserve"> Naturvårdsverket, Rapport 5452.</w:t>
+      </w:r>
+    </w:p>
+    <w:p>
+      <w:r>
+        <w:t xml:space="preserve">Gunnarsson, B., Pettersson, R. B., Hake, M. och Hultengren, S. &amp; Sjöberg, K., 1999. </w:t>
+      </w:r>
+      <w:r>
+        <w:rPr>
+          <w:i/>
+        </w:rPr>
+        <w:t xml:space="preserve">Spindlar och skalbaggar som indikatorer i barrskog. </w:t>
+      </w:r>
+      <w:r>
+        <w:t>Skog &amp; Forskning, Nr. 2/99, s. 46–51.</w:t>
+      </w:r>
+    </w:p>
+    <w:p>
+      <w:r>
+        <w:t xml:space="preserve">Hedgren, O., 2012. </w:t>
+      </w:r>
+      <w:r>
+        <w:rPr>
+          <w:i/>
+        </w:rPr>
+        <w:t>Hotade insekter på tallved i Dalarna.</w:t>
+      </w:r>
+      <w:r>
+        <w:t xml:space="preserve"> Länsstyrelsen Dalarna, Naturvårdsenheten. Rapport 2012:16.</w:t>
+      </w:r>
+    </w:p>
+    <w:p>
+      <w:r>
+        <w:t xml:space="preserve">Hedgren, O. 2010. </w:t>
+      </w:r>
+      <w:r>
+        <w:rPr>
+          <w:i/>
+        </w:rPr>
+        <w:t>Vedinsekter i tallskog och på brandfält i Värmland.</w:t>
+      </w:r>
+      <w:r>
+        <w:t xml:space="preserve"> Länsstyrelsen Värmland, Stencil, 39 s.</w:t>
+      </w:r>
+    </w:p>
+    <w:p>
+      <w:r>
+        <w:t xml:space="preserve">Janzen, D. H., 1983. </w:t>
+      </w:r>
+      <w:r>
+        <w:rPr>
+          <w:i/>
+        </w:rPr>
+        <w:t>No park is an island: Increase in interference from outside as park size decreases</w:t>
+      </w:r>
+      <w:r>
+        <w:t>. Oikos 41: 402–410.</w:t>
+      </w:r>
+    </w:p>
+    <w:p>
+      <w:r>
+        <w:t xml:space="preserve">Jonsell, M., Weslien, J. &amp; Ehn ström, B., 1998. </w:t>
+      </w:r>
+      <w:r>
+        <w:rPr>
+          <w:i/>
+        </w:rPr>
+        <w:t>Substrate requirements of red-listed saproxylic invertebrates in Sweden</w:t>
+      </w:r>
+      <w:r>
+        <w:t>. Biodiversity and Conserv. 7: 749–764.</w:t>
+      </w:r>
+    </w:p>
+    <w:p>
+      <w:r>
+        <w:t xml:space="preserve">Pettersson, R. B., 2014). </w:t>
+      </w:r>
+      <w:r>
+        <w:rPr>
+          <w:i/>
+        </w:rPr>
+        <w:t>Åtgärdsprogram för skalbaggar på nyligen död tall, 2014–2018.</w:t>
+      </w:r>
+      <w:r>
+        <w:t xml:space="preserve"> Rapport 6599. Bromma: Naturvårdsverket.</w:t>
+      </w:r>
+    </w:p>
+    <w:p>
+      <w:r>
+        <w:t xml:space="preserve">Wikars, L.-O., Hansson, J. &amp; Hedgren, O., 2010. </w:t>
+      </w:r>
+      <w:r>
+        <w:rPr>
+          <w:i/>
+        </w:rPr>
+        <w:t>Inventering av vedlevande skalbaggar – tallskogar i Örebro län.</w:t>
+      </w:r>
+      <w:r>
+        <w:t xml:space="preserve"> Länsstyrelsen i Örebro län, publ.nr. 2010:2.</w:t>
+      </w:r>
+    </w:p>
+    <w:p>
+      <w:r>
+        <w:t xml:space="preserve">Wikars, L.-O., 2009. </w:t>
+      </w:r>
+      <w:r>
+        <w:rPr>
+          <w:i/>
+        </w:rPr>
+        <w:t>Vedskalbaggar i Hamra nationalpark, Gävleborgs län.</w:t>
+      </w:r>
+      <w:r>
+        <w:t xml:space="preserve"> Länsstyrelsen Gävleborg, Rapport 2009:14.</w:t>
       </w:r>
     </w:p>
     <w:p>
@@ -974,17 +1178,17 @@
         <w:pStyle w:val="Heading1"/>
       </w:pPr>
       <w:r>
-        <w:t>Tjäder – ekologi samt krav på livsmiljön</w:t>
+        <w:t>Spillkråka – ekologi samt krav på livsmiljön</w:t>
       </w:r>
     </w:p>
     <w:p>
       <w:r>
-        <w:t>Tjäder (§4) är en utpräglad skogsfågel knuten till större sammanhängande barrskogsområden. Tupparna och hönorna utnyttjar till viss del olika miljöer, och habitatvalet varierar dessutom mellan olika delar av året. För att det ska finnas livskraftiga tjäderbestånd krävs funktionella skogslandskap med en blandning av uppvuxen, gles och luckig skog, täta sumpskogar, myrar och andra små våtmarker (Skogsstyrelsen, 2019).</w:t>
+        <w:t>Spillkråka (NT) är rödlistad som nära hotad, fridlyst enligt §4 Artskyddsförordningen och ingår i bilaga 1 i EU:s fågeldirektiv. Spillkråka lever i både barr- och blandskog liksom i ren lövskog. De tätaste populationerna tenderar att finnas i äldre, variationsrik blandskog med gott om död ved och gamla träd.</w:t>
       </w:r>
     </w:p>
     <w:p>
       <w:r>
-        <w:t>Arten försvinner när skogen fragmenteras och den sammanlagda arealen hyggen och andra öppna områden blir för stor. Ett småskaligt och försiktigt virkesuttag genom hyggesfria metoder kan i vissa fall vara möjligt i området inom 200 m från lekcentrum. Längre ut från lekcentrum, inom 200–500 m bör den avverkade ytan inte överskrida 1 hektar för att undvika alltför stora och snabba förändringar (Skogsstyrelsen, 2019).</w:t>
+        <w:t>Varje par utnyttjar 400–1000 hektar skog beroende på skogens kvalitet. En minskning av populationen pågår på grund av minskad tillgång på lämpliga bo- och födoträd och minskad födotillgång. Spillkråkans minskningstakt har uppgått till 19 (24–10) % under de senaste 15 åren. Minskningstakten för den svenska populationen bedöms vara nära gränsvärdet för Sårbar (VU) (A2bc). Skogsbruk med korta omloppstider och täta, homogena ungskogar utgör det största hotet (Artdatabanken 2023).</w:t>
       </w:r>
     </w:p>
     <w:p>
@@ -992,6 +1196,46 @@
         <w:pStyle w:val="Heading2"/>
       </w:pPr>
       <w:r>
+        <w:t>Referenser – spillkråka</w:t>
+      </w:r>
+    </w:p>
+    <w:p>
+      <w:r>
+        <w:t xml:space="preserve">SLU Artdatabanken, 2021. </w:t>
+      </w:r>
+      <w:r>
+        <w:rPr>
+          <w:i/>
+        </w:rPr>
+        <w:t xml:space="preserve">Artfaktablad. Naturvård – artfakta. </w:t>
+      </w:r>
+      <w:r>
+        <w:t>SLU Artdatabanken, Uppsala</w:t>
+      </w:r>
+    </w:p>
+    <w:p>
+      <w:pPr>
+        <w:pStyle w:val="Heading1"/>
+      </w:pPr>
+      <w:r>
+        <w:t>Tjäder – ekologi samt krav på livsmiljön</w:t>
+      </w:r>
+    </w:p>
+    <w:p>
+      <w:r>
+        <w:t>Tjäder (§4) är en utpräglad skogsfågel knuten till större sammanhängande barrskogsområden. Tupparna och hönorna utnyttjar till viss del olika miljöer, och habitatvalet varierar dessutom mellan olika delar av året. För att det ska finnas livskraftiga tjäderbestånd krävs funktionella skogslandskap med en blandning av uppvuxen, gles och luckig skog, täta sumpskogar, myrar och andra små våtmarker (Skogsstyrelsen, 2019).</w:t>
+      </w:r>
+    </w:p>
+    <w:p>
+      <w:r>
+        <w:t>Arten försvinner när skogen fragmenteras och den sammanlagda arealen hyggen och andra öppna områden blir för stor. Ett småskaligt och försiktigt virkesuttag genom hyggesfria metoder kan i vissa fall vara möjligt i området inom 200 m från lekcentrum. Längre ut från lekcentrum, inom 200–500 m bör den avverkade ytan inte överskrida 1 hektar för att undvika alltför stora och snabba förändringar (Skogsstyrelsen, 2019).</w:t>
+      </w:r>
+    </w:p>
+    <w:p>
+      <w:pPr>
+        <w:pStyle w:val="Heading2"/>
+      </w:pPr>
+      <w:r>
         <w:t>Referenser – tjäder</w:t>
       </w:r>
     </w:p>
@@ -1007,6 +1251,169 @@
       </w:r>
       <w:r>
         <w:t>https://www.skogsstyrelsen.se/globalassets/lag-och-tillsyn/artskydd/vagledningar-for-hansyn-till-faglar/tjader-vagledning-hansyn2.pdf</w:t>
+      </w:r>
+    </w:p>
+    <w:p>
+      <w:pPr>
+        <w:pStyle w:val="Heading1"/>
+      </w:pPr>
+      <w:r>
+        <w:t>Tretåig hackspett – ekologi samt krav på livsmiljön</w:t>
+      </w:r>
+    </w:p>
+    <w:p>
+      <w:r>
+        <w:t xml:space="preserve">Tretåig hackspett (NT) är fridlyst enligt §4 Artskyddsförordningen och finns med som prioriterad art i Skogsstyrelsen vägledning för skogsbruket (bilaga 4 till SVL). I vägledningen står bland annat att: </w:t>
+      </w:r>
+      <w:r>
+        <w:rPr>
+          <w:i/>
+        </w:rPr>
+        <w:t xml:space="preserve">“Tretåig hackspett har stora arealkrav och höga krav på sin livsmiljö. Omdaningen av naturskogar till kulturskogar medför en förlust av viktiga miljöer, något som förstärks av ökad fragmentering till följd av avverkningar.” </w:t>
+      </w:r>
+      <w:r>
+        <w:t xml:space="preserve">Vidare att: </w:t>
+      </w:r>
+      <w:r>
+        <w:rPr>
+          <w:i/>
+        </w:rPr>
+        <w:t>“Områden med dokumenterad permanent förekomst i naturskogsmiljöer har vanligen så stora naturvärden att skogsbruk är olämpligt”.</w:t>
+      </w:r>
+    </w:p>
+    <w:p>
+      <w:r>
+        <w:t>Tretåig hackspett är beroende av större sammanhängande naturskogar med kontinuerlig tillgång och nybildning av död ved och fragmentering av livsmiljöerna utgör ett stort hot mot arten (se exempelvis Stachura-Skierczynska et al., 2009; Wesolowski et al., 2005; Butler et al., 2004; Pakkala et al., 2002; Amcoff et al., 1996; Virkkala, 1991). Det finns studier som visar att naturskogens självgallringsprocess som den tretåiga hackspetten är beroende av, inte kan ersättas med efterlämnad hänsyn i skogsbruket (Imbeau &amp; Desrochers, 2002).</w:t>
+      </w:r>
+    </w:p>
+    <w:p>
+      <w:r>
+        <w:t>Permanenta revir av tretåig hackspett karaktäriseras ofta av artens typiska ringformigt ordnade hackmärken på framför allt gamla granar. För att säkerställa att inte revir av tretåig hackspett drabbas av avverkningsplanerna bör en inventering göras i området både under häckningstid och under vintern, då arten utnyttjar betydligt större områden än under sommarens häckningsrevir. Storleken på häckningsreviret varierar med skogstypen, förekomsten av död ved och graden av fragmentering, men är i allmänhet i storleksordningen 25–100 hektar.</w:t>
+      </w:r>
+    </w:p>
+    <w:p>
+      <w:r>
+        <w:t>Förutom fridlysning enligt §4 Artskyddsförordningen är tretåig hackspett även förtecknad i EU:s fågeldirektiv bilaga 1. Den ingår också i Natura 2000 och är förtecknad i Bernkonventionen bilaga II (strikt skyddade djurarter).</w:t>
+      </w:r>
+    </w:p>
+    <w:p>
+      <w:pPr>
+        <w:pStyle w:val="Heading2"/>
+      </w:pPr>
+      <w:r>
+        <w:t>Referenser – tretåig hackspett</w:t>
+      </w:r>
+    </w:p>
+    <w:p>
+      <w:r>
+        <w:t xml:space="preserve">Amcoff, M. &amp; Eriksson, P. 1996. </w:t>
+      </w:r>
+      <w:r>
+        <w:rPr>
+          <w:i/>
+        </w:rPr>
+        <w:t xml:space="preserve">Förekomst av tretåig hackspett Picoides tridactylus på bestånds- och landskapsnivå. </w:t>
+      </w:r>
+      <w:r>
+        <w:t>Ornis Svecica 6: 107–119</w:t>
+      </w:r>
+    </w:p>
+    <w:p>
+      <w:r>
+        <w:t xml:space="preserve">Butler, R., Angelstam, P., Ekelund, P. &amp; Schlaeffer, R. 2004. </w:t>
+      </w:r>
+      <w:r>
+        <w:rPr>
+          <w:i/>
+        </w:rPr>
+        <w:t xml:space="preserve">Dead wood threshold values for the three-toed woodpecker presence in boreal and sub-Alpine forest. </w:t>
+      </w:r>
+      <w:r>
+        <w:t>Biological conservation 119(3): 305–318</w:t>
+      </w:r>
+    </w:p>
+    <w:p>
+      <w:r>
+        <w:t xml:space="preserve">Imbeau, L. &amp; Desrochers, A. 2002. </w:t>
+      </w:r>
+      <w:r>
+        <w:rPr>
+          <w:i/>
+        </w:rPr>
+        <w:t xml:space="preserve">Foraging Ecology and Use of Drumming Trees by Three-Toed Woodpeckers. </w:t>
+      </w:r>
+      <w:r>
+        <w:t>The Journal of Wildlife Management. Vol. 66, No. 1 (Jan., 2002), pp. 222–231.</w:t>
+      </w:r>
+    </w:p>
+    <w:p>
+      <w:r>
+        <w:t xml:space="preserve">Pakkala, T., Hanski, I. &amp; Tomppo, E. 2002. </w:t>
+      </w:r>
+      <w:r>
+        <w:rPr>
+          <w:i/>
+        </w:rPr>
+        <w:t xml:space="preserve">Spatial ecology of the three-toed woodpecker in managed forest landscapes. </w:t>
+      </w:r>
+      <w:r>
+        <w:t>Silva Fennica 36(1): 279–288.</w:t>
+      </w:r>
+    </w:p>
+    <w:p>
+      <w:r>
+        <w:t xml:space="preserve">Skogsstyrelsen, 2016. </w:t>
+      </w:r>
+      <w:r>
+        <w:rPr>
+          <w:i/>
+        </w:rPr>
+        <w:t xml:space="preserve">Vägledning för hänsyn till fåglar – Tretåig hackspett. </w:t>
+      </w:r>
+      <w:r>
+        <w:t>www.skogsstyrelsen.se</w:t>
+      </w:r>
+    </w:p>
+    <w:p>
+      <w:r>
+        <w:t xml:space="preserve">Stachura-Skierczynska, K., Tumiel, T. &amp; Skierczynski, M. 2009. </w:t>
+      </w:r>
+      <w:r>
+        <w:rPr>
+          <w:i/>
+        </w:rPr>
+        <w:t xml:space="preserve">Habitat prediction model for three-toed woodpecker and its implications for the conservation of biologically valuable forests. </w:t>
+      </w:r>
+      <w:r>
+        <w:t>Forest Ecology and Management 258(5): 697–703.</w:t>
+      </w:r>
+    </w:p>
+    <w:p>
+      <w:r>
+        <w:t xml:space="preserve">Virkkala, R. 1991. </w:t>
+      </w:r>
+      <w:r>
+        <w:rPr>
+          <w:i/>
+        </w:rPr>
+        <w:t xml:space="preserve">Population trends of forest birds in a Finnish Lapland landscape of large habitat blocks – Consequences of stochastic environmental variation or regional habitat alteration. </w:t>
+      </w:r>
+      <w:r>
+        <w:t>Biological conservation 56(2): 223–240</w:t>
+      </w:r>
+    </w:p>
+    <w:p>
+      <w:r>
+        <w:t xml:space="preserve">Wesolowski, T., Czeszczewik, D. &amp; Rowinski, P. 2005. </w:t>
+      </w:r>
+      <w:r>
+        <w:rPr>
+          <w:i/>
+        </w:rPr>
+        <w:t xml:space="preserve">Effects of forest management on Three-toed Woodpecker Picoides tridactylus distribution in the Bialowieza Forest (NE Poland): conservation implications. </w:t>
+      </w:r>
+      <w:r>
+        <w:t>Acta Ornithologica 40(1): 53–60.</w:t>
       </w:r>
     </w:p>
     <w:sectPr>
@@ -1137,7 +1544,7 @@
     <w:r>
       <w:tab/>
       <w:tab/>
-      <w:t>2025-12-21</w:t>
+      <w:t>2025-12-22</w:t>
       <w:br/>
       <w:br/>
     </w:r>

--- a/klagomål/A 56939-2025 FSC-klagomål.docx
+++ b/klagomål/A 56939-2025 FSC-klagomål.docx
@@ -1544,7 +1544,7 @@
     <w:r>
       <w:tab/>
       <w:tab/>
-      <w:t>2025-12-22</w:t>
+      <w:t>2025-12-26</w:t>
       <w:br/>
       <w:br/>
     </w:r>

--- a/klagomål/A 56939-2025 FSC-klagomål.docx
+++ b/klagomål/A 56939-2025 FSC-klagomål.docx
@@ -1544,7 +1544,7 @@
     <w:r>
       <w:tab/>
       <w:tab/>
-      <w:t>2026-01-03</w:t>
+      <w:t>2026-01-04</w:t>
       <w:br/>
       <w:br/>
     </w:r>

--- a/klagomål/A 56939-2025 FSC-klagomål.docx
+++ b/klagomål/A 56939-2025 FSC-klagomål.docx
@@ -1544,7 +1544,7 @@
     <w:r>
       <w:tab/>
       <w:tab/>
-      <w:t>2026-01-07</w:t>
+      <w:t>2026-01-08</w:t>
       <w:br/>
       <w:br/>
     </w:r>

--- a/klagomål/A 56939-2025 FSC-klagomål.docx
+++ b/klagomål/A 56939-2025 FSC-klagomål.docx
@@ -1544,7 +1544,7 @@
     <w:r>
       <w:tab/>
       <w:tab/>
-      <w:t>2026-01-08</w:t>
+      <w:t>2026-01-09</w:t>
       <w:br/>
       <w:br/>
     </w:r>

--- a/klagomål/A 56939-2025 FSC-klagomål.docx
+++ b/klagomål/A 56939-2025 FSC-klagomål.docx
@@ -1544,7 +1544,7 @@
     <w:r>
       <w:tab/>
       <w:tab/>
-      <w:t>2026-01-09</w:t>
+      <w:t>2026-01-10</w:t>
       <w:br/>
       <w:br/>
     </w:r>

--- a/klagomål/A 56939-2025 FSC-klagomål.docx
+++ b/klagomål/A 56939-2025 FSC-klagomål.docx
@@ -1544,7 +1544,7 @@
     <w:r>
       <w:tab/>
       <w:tab/>
-      <w:t>2026-01-10</w:t>
+      <w:t>2026-01-11</w:t>
       <w:br/>
       <w:br/>
     </w:r>

--- a/klagomål/A 56939-2025 FSC-klagomål.docx
+++ b/klagomål/A 56939-2025 FSC-klagomål.docx
@@ -1544,7 +1544,7 @@
     <w:r>
       <w:tab/>
       <w:tab/>
-      <w:t>2026-01-11</w:t>
+      <w:t>2026-01-12</w:t>
       <w:br/>
       <w:br/>
     </w:r>

--- a/klagomål/A 56939-2025 FSC-klagomål.docx
+++ b/klagomål/A 56939-2025 FSC-klagomål.docx
@@ -1544,7 +1544,7 @@
     <w:r>
       <w:tab/>
       <w:tab/>
-      <w:t>2026-01-12</w:t>
+      <w:t>2026-01-13</w:t>
       <w:br/>
       <w:br/>
     </w:r>

--- a/klagomål/A 56939-2025 FSC-klagomål.docx
+++ b/klagomål/A 56939-2025 FSC-klagomål.docx
@@ -1544,7 +1544,7 @@
     <w:r>
       <w:tab/>
       <w:tab/>
-      <w:t>2026-01-13</w:t>
+      <w:t>2026-01-14</w:t>
       <w:br/>
       <w:br/>
     </w:r>

--- a/klagomål/A 56939-2025 FSC-klagomål.docx
+++ b/klagomål/A 56939-2025 FSC-klagomål.docx
@@ -1544,7 +1544,7 @@
     <w:r>
       <w:tab/>
       <w:tab/>
-      <w:t>2026-01-14</w:t>
+      <w:t>2026-01-15</w:t>
       <w:br/>
       <w:br/>
     </w:r>

--- a/klagomål/A 56939-2025 FSC-klagomål.docx
+++ b/klagomål/A 56939-2025 FSC-klagomål.docx
@@ -1544,7 +1544,7 @@
     <w:r>
       <w:tab/>
       <w:tab/>
-      <w:t>2026-01-15</w:t>
+      <w:t>2026-01-16</w:t>
       <w:br/>
       <w:br/>
     </w:r>

--- a/klagomål/A 56939-2025 FSC-klagomål.docx
+++ b/klagomål/A 56939-2025 FSC-klagomål.docx
@@ -1544,7 +1544,7 @@
     <w:r>
       <w:tab/>
       <w:tab/>
-      <w:t>2026-01-16</w:t>
+      <w:t>2026-01-17</w:t>
       <w:br/>
       <w:br/>
     </w:r>

--- a/klagomål/A 56939-2025 FSC-klagomål.docx
+++ b/klagomål/A 56939-2025 FSC-klagomål.docx
@@ -1544,7 +1544,7 @@
     <w:r>
       <w:tab/>
       <w:tab/>
-      <w:t>2026-01-17</w:t>
+      <w:t>2026-01-18</w:t>
       <w:br/>
       <w:br/>
     </w:r>

--- a/klagomål/A 56939-2025 FSC-klagomål.docx
+++ b/klagomål/A 56939-2025 FSC-klagomål.docx
@@ -1544,7 +1544,7 @@
     <w:r>
       <w:tab/>
       <w:tab/>
-      <w:t>2026-01-18</w:t>
+      <w:t>2026-01-19</w:t>
       <w:br/>
       <w:br/>
     </w:r>

--- a/klagomål/A 56939-2025 FSC-klagomål.docx
+++ b/klagomål/A 56939-2025 FSC-klagomål.docx
@@ -1544,7 +1544,7 @@
     <w:r>
       <w:tab/>
       <w:tab/>
-      <w:t>2026-01-19</w:t>
+      <w:t>2026-01-20</w:t>
       <w:br/>
       <w:br/>
     </w:r>

--- a/klagomål/A 56939-2025 FSC-klagomål.docx
+++ b/klagomål/A 56939-2025 FSC-klagomål.docx
@@ -1544,7 +1544,7 @@
     <w:r>
       <w:tab/>
       <w:tab/>
-      <w:t>2026-01-20</w:t>
+      <w:t>2026-01-21</w:t>
       <w:br/>
       <w:br/>
     </w:r>

--- a/klagomål/A 56939-2025 FSC-klagomål.docx
+++ b/klagomål/A 56939-2025 FSC-klagomål.docx
@@ -1544,7 +1544,7 @@
     <w:r>
       <w:tab/>
       <w:tab/>
-      <w:t>2026-01-21</w:t>
+      <w:t>2026-01-23</w:t>
       <w:br/>
       <w:br/>
     </w:r>

--- a/klagomål/A 56939-2025 FSC-klagomål.docx
+++ b/klagomål/A 56939-2025 FSC-klagomål.docx
@@ -1544,7 +1544,7 @@
     <w:r>
       <w:tab/>
       <w:tab/>
-      <w:t>2026-01-23</w:t>
+      <w:t>2026-01-24</w:t>
       <w:br/>
       <w:br/>
     </w:r>

--- a/klagomål/A 56939-2025 FSC-klagomål.docx
+++ b/klagomål/A 56939-2025 FSC-klagomål.docx
@@ -1544,7 +1544,7 @@
     <w:r>
       <w:tab/>
       <w:tab/>
-      <w:t>2026-01-24</w:t>
+      <w:t>2026-01-25</w:t>
       <w:br/>
       <w:br/>
     </w:r>

--- a/klagomål/A 56939-2025 FSC-klagomål.docx
+++ b/klagomål/A 56939-2025 FSC-klagomål.docx
@@ -1544,7 +1544,7 @@
     <w:r>
       <w:tab/>
       <w:tab/>
-      <w:t>2026-01-25</w:t>
+      <w:t>2026-01-26</w:t>
       <w:br/>
       <w:br/>
     </w:r>

--- a/klagomål/A 56939-2025 FSC-klagomål.docx
+++ b/klagomål/A 56939-2025 FSC-klagomål.docx
@@ -1544,7 +1544,7 @@
     <w:r>
       <w:tab/>
       <w:tab/>
-      <w:t>2026-01-26</w:t>
+      <w:t>2026-01-27</w:t>
       <w:br/>
       <w:br/>
     </w:r>

--- a/klagomål/A 56939-2025 FSC-klagomål.docx
+++ b/klagomål/A 56939-2025 FSC-klagomål.docx
@@ -1544,7 +1544,7 @@
     <w:r>
       <w:tab/>
       <w:tab/>
-      <w:t>2026-01-27</w:t>
+      <w:t>2026-01-28</w:t>
       <w:br/>
       <w:br/>
     </w:r>

--- a/klagomål/A 56939-2025 FSC-klagomål.docx
+++ b/klagomål/A 56939-2025 FSC-klagomål.docx
@@ -112,7 +112,7 @@
         <w:pStyle w:val="ListBullet"/>
       </w:pPr>
       <w:r>
-        <w:t>Om ett ombud (tex Norra skog eller Mellanskog) avverkningsanmäler en skog med naturvärden motsvarande nyckelbiotops kvalité men markägaren inte är FSC certifierad, bör du skicka in ett FSC kontrollerat virke klagomål. Då ska klagomålet skickas till ombudsföretaget.</w:t>
+        <w:t>Om ett ombud (tex Norra skog eller Mellanskog) avverkningsanmäler en skog med naturvärden motsvarande nyckelbiotops kvalitet men markägaren inte är FSC certifierad, bör du skicka in ett FSC kontrollerat virke klagomål. Då ska klagomålet skickas till ombudsföretaget.</w:t>
       </w:r>
     </w:p>
     <w:p>
@@ -254,7 +254,25 @@
         <w:t>Garnlav (NT)</w:t>
       </w:r>
       <w:r>
-        <w:t xml:space="preserve"> är en utpräglad barrskogsart som ibland kan drapera träden i norrländska grannaturskogar med hög luftfuktighet. Den förekommer även i talldominerade bestånd där den, förutom i trädens grenverk, påträffas hängande över ojämnheter i tallbarken. Arten har minskat starkt i södra och mellersta Sverige och den minskar även i sitt nordliga utbredningsområde. Orsaken till tillbakagången beror främst på slutavverkningar av naturskogsartade skogar. Bestånd med riklig förekomst bör regelmässigt sparas. Garnlav är värdväxt för den mycket sällsynta och akut hotade fjärilen barrskogslavfly (CR) som hör hemma i boreala barrskogar med riklig förekomst av värdväxten. Tidigare kunde arten konstateras årligen på flera platser vid Dala-Floda i Dalarna innan lokalerna kalavverkades. Senaste fyndet i landet av barrskogslavfly är från år 2000 då den påträffades vid Högberget i Sollefteå kommun (SLU Artdatabanken, 2024).</w:t>
+        <w:t xml:space="preserve"> är en utpräglad barrskogsart som ibland kan drapera träden i norrländska grannaturskogar med hög luftfuktighet. Den förekommer även i talldominerade bestånd där den, förutom i trädens grenverk, påträffas hängande över ojämnheter i tallbarken. Arten har minskat starkt i södra och mellersta Sverige och den minskar även i sitt nordliga utbredningsområde. Orsaken till tillbakagången beror främst på slutavverkningar av naturskogsartade skogar. Bestånd med riklig förekomst bör regelmässigt sparas. Garnlav är värdväxt för den mycket sällsynta och akut hotade fjärilen barrskogslavfly (CR) som hör hemma i boreala barrskogar med riklig förekomst av värdväxten. Tidigare kunde arten konstateras årligen på flera platser vid Dala-Floda i Dalarna innan lokalerna kalavverkades. Senaste fyndet i landet av barrskogslavfly är från år 2000 då den påträffades vid Högberget i Sollefteå kommun. Garnlav är typisk art för </w:t>
+      </w:r>
+      <w:r>
+        <w:rPr>
+          <w:i/>
+        </w:rPr>
+        <w:t xml:space="preserve">9010 Taiga </w:t>
+      </w:r>
+      <w:r>
+        <w:t>och</w:t>
+      </w:r>
+      <w:r>
+        <w:rPr>
+          <w:i/>
+        </w:rPr>
+        <w:t xml:space="preserve"> 9070 Trädklädd betesmark </w:t>
+      </w:r>
+      <w:r>
+        <w:t xml:space="preserve"> (SLU Artdatabanken, 2024).</w:t>
       </w:r>
     </w:p>
     <w:p>
@@ -265,7 +283,16 @@
         <w:t>Kolflarnlav (NT)</w:t>
       </w:r>
       <w:r>
-        <w:t xml:space="preserve"> är brandberoende och växer nästan uteslutande på kolad hård kärnved av tall. Etableringen verkar ske först 100–300 år efter brand och nytt substrat nybildas i mycket begränsad omfattning. Avverkning av tallskog av naturskogskaraktär med spår av återkommande bränder är ett hot och mängden lämplig ved att växa på för arten minskar dels på grund av naturlig nedbrytning men framförallt på grund av att det förstörs i samband med slutavverkningar, gallringar och markberedning. Såväl kolflarnlav som mörk kolflarnlav har glänsande bålfjäll och förekommer främst i tall- och blandbarrskogar av naturskogskaraktär med spår av återkommande bränder. Skogar som dessa hyser höga biologiska värden och bör skyddas (SLU Artdatabanken, 2024).</w:t>
+        <w:t xml:space="preserve"> är brandberoende och växer nästan uteslutande på kolad hård kärnved av tall. Etableringen verkar ske först 100–300 år efter brand och nytt substrat nybildas i mycket begränsad omfattning. Avverkning av tallskog av naturskogskaraktär med spår av återkommande bränder är ett hot och mängden lämplig ved att växa på för arten minskar dels på grund av naturlig nedbrytning men framförallt på grund av att det förstörs i samband med slutavverkningar, gallringar och markberedning. Såväl kolflarnlav som mörk kolflarnlav har glänsande bålfjäll och förekommer främst i tall- och blandbarrskogar av naturskogskaraktär med spår av återkommande bränder. Skogar som dessa hyser höga biologiska värden och bör skyddas. Kolflarnlav är typisk art för </w:t>
+      </w:r>
+      <w:r>
+        <w:rPr>
+          <w:i/>
+        </w:rPr>
+        <w:t>9010 Taiga</w:t>
+      </w:r>
+      <w:r>
+        <w:t xml:space="preserve"> (SLU Artdatabanken, 2024).</w:t>
       </w:r>
     </w:p>
     <w:p>
@@ -285,7 +312,16 @@
         <w:t>Corticeus longulus</w:t>
       </w:r>
       <w:r>
-        <w:t xml:space="preserve"> (VU), tallbarksvartbagge (VU), tallgångbagge (VU) och cholodkovskys bastborre (NT). Den mindre märgborrens måsvingeliknande gnaggångar är lätta att känna igen och hittas ofta på grova tallgrenar på marken. Rika förekomster av främst mindre märgborre men även skarptandad barkborre (NT) är en signal för artrikedom och inventeringar har visat att det är i skogar med en naturlig självgallring som det skapas förutsättningar för dessa arter samt de efterföljande åtgärdsprogramsarterna. Tallskogar med stark förekomst av mindre märgborre och skarptandad barkborre bör avsättas som reservat. Generellt bör hänsyn tas vid slutavverkning av talldominerad skog så att avverkningsrester som gren- och toppdelar lämnas (Pettersson, 2014; Hedgren, 2012; Gunnarsson m fl., 1999).</w:t>
+        <w:t xml:space="preserve"> (VU), tallbarksvartbagge (VU), tallgångbagge (VU) och cholodkovskys bastborre (NT). Den mindre märgborrens måsvingeliknande gnaggångar är lätta att känna igen och hittas ofta på grova tallgrenar på marken. Rika förekomster av främst mindre märgborre men även skarptandad barkborre (NT) är en signal för artrikedom och inventeringar har visat att det är i skogar med en naturlig självgallring som det skapas förutsättningar för dessa arter samt de efterföljande åtgärdsprogramsarterna. Tallskogar med stark förekomst av mindre märgborre och skarptandad barkborre bör avsättas som reservat. Generellt bör hänsyn tas vid slutavverkning av talldominerad skog så att avverkningsrester som gren- och toppdelar lämnas. Mindre märgborre är typisk art för </w:t>
+      </w:r>
+      <w:r>
+        <w:rPr>
+          <w:i/>
+        </w:rPr>
+        <w:t>9060 Åsbarrskog</w:t>
+      </w:r>
+      <w:r>
+        <w:t xml:space="preserve"> (Pettersson, 2014; Hedgren, 2012; Gunnarsson m fl., 1999).</w:t>
       </w:r>
     </w:p>
     <w:p>
@@ -307,7 +343,25 @@
         <w:t>Ullticka (NT)</w:t>
       </w:r>
       <w:r>
-        <w:t xml:space="preserve"> är knuten till restbestånd av barrnaturskog och förekommer med ett tydligt optimum i orörda eller måttligt påverkade gamla granskogar där det föreligger viss kontinuitet av grov död ved. Ullticka är en bra signalart inom hela sitt utbredningsområde och i södra Sverige är den sällsynt och en god signalart för skyddsvärda granskogsmiljöer. Den hotas av avverkning och fragmentering av naturskog och äldre granskog med lång trädkontinuitet. På ullticka kan ibland ulltickeporing (VU) påträffas - det är en sällsynt ticka som nyligen delats upp i tre olika arter: </w:t>
+        <w:t xml:space="preserve"> är knuten till restbestånd av barrnaturskog och förekommer med ett tydligt optimum i orörda eller måttligt påverkade gamla granskogar där det föreligger viss kontinuitet av grov död ved. Ullticka är en bra signalart inom hela sitt utbredningsområde och i södra Sverige är den sällsynt och en god signalart för skyddsvärda granskogsmiljöer. Den hotas av avverkning och fragmentering av naturskog och äldre granskog med lång trädkontinuitet. Ullticka är typisk art för </w:t>
+      </w:r>
+      <w:r>
+        <w:rPr>
+          <w:i/>
+        </w:rPr>
+        <w:t xml:space="preserve">9010 Taiga, 9050 Näringsrik granskog </w:t>
+      </w:r>
+      <w:r>
+        <w:t xml:space="preserve">och </w:t>
+      </w:r>
+      <w:r>
+        <w:rPr>
+          <w:i/>
+        </w:rPr>
+        <w:t>9030 Landhöjningsskog</w:t>
+      </w:r>
+      <w:r>
+        <w:t xml:space="preserve">. På ullticka kan ibland ulltickeporing (VU) påträffas - det är en sällsynt ticka som nyligen delats upp i tre olika arter: </w:t>
       </w:r>
       <w:r>
         <w:rPr>
@@ -347,7 +401,16 @@
         <w:t>Vedskivlav (NT)</w:t>
       </w:r>
       <w:r>
-        <w:t xml:space="preserve"> växer på gammal, torr, exponerad, hård kärnved av framförallt tall i naturskogsartade bestånd. Avverkning av tallskog av naturskogskaraktär med spår av återkommande bränder är ett hot. Mängden lämplig ved att växa på för vedskivlav minskar, dels på grund av naturlig nedbrytning men framförallt på grund av att de förstörs i samband med slutavverkningar, gallringar och markberedning. Tall- och blandbarrskogar av naturskogskaraktär med spår av återkommande bränder bör skyddas (SLU Artdatabanken, 2024).</w:t>
+        <w:t xml:space="preserve"> växer på gammal, torr, exponerad, hård kärnved av framförallt tall i naturskogsartade bestånd. Avverkning av tallskog av naturskogskaraktär med spår av återkommande bränder är ett hot. Mängden lämplig ved att växa på för vedskivlav minskar, dels på grund av naturlig nedbrytning men framförallt på grund av att de förstörs i samband med slutavverkningar, gallringar och markberedning. Tall- och blandbarrskogar av naturskogskaraktär med spår av återkommande bränder bör skyddas. Vedskivlav är typisk art för </w:t>
+      </w:r>
+      <w:r>
+        <w:rPr>
+          <w:i/>
+        </w:rPr>
+        <w:t>9010 Taiga</w:t>
+      </w:r>
+      <w:r>
+        <w:t xml:space="preserve"> (SLU Artdatabanken, 2024).</w:t>
       </w:r>
     </w:p>
     <w:p>
@@ -382,10 +445,48 @@
         <w:rPr>
           <w:b/>
         </w:rPr>
+        <w:t>Gråspett (§4)</w:t>
+      </w:r>
+      <w:r>
+        <w:t xml:space="preserve"> är fridlyst enligt 4§ artskyddsförordningen och upptagen i bilaga 1 fågeldirektivet. Gråspetten är en bra indikator för lövrika områden på landskapsnivå och försvinner när gles, flerskiktad, lövrik skog med hög andel döda och döende träd ersätts av täta, barrdominerade likåldriga bestånd. Arten missgynnas av skogliga åtgärder som minskar mängden död ved, som t.ex. bortrensning av vindfällen, avverkning i sumpskogsmiljöer och på brandfält. Häckningsreviret är stort, cirka 50–100 hektar. Under vintern är gråspetten mer beroende av äldre skog och döda träd och kan då röra sig över betydligt större områden, uppemot 2000–5000 hektar. Gråspett är typisk art för </w:t>
+      </w:r>
+      <w:r>
+        <w:rPr>
+          <w:i/>
+        </w:rPr>
+        <w:t xml:space="preserve">9010 Taiga </w:t>
+      </w:r>
+      <w:r>
+        <w:t>(Skogsstyrelsen, 2016; SLU Artdatabanken, 2025).</w:t>
+      </w:r>
+    </w:p>
+    <w:p>
+      <w:r>
+        <w:rPr>
+          <w:b/>
+        </w:rPr>
         <w:t>Knärot (VU, §8)</w:t>
       </w:r>
       <w:r>
-        <w:t xml:space="preserve"> är rödlistad som sårbar och fridlyst enligt 8§ artskyddsförordningen. En nyligen genomförd analys av 79 floraväktarlokaler indikerar att det behövs någonstans mellan 100 och 150 meters skyddszon för att en knärotspopulation inte ska dö ut på lång sikt (Sebestyén &amp; Sundberg, 2025). Detta ligger väl i linje med tidigare genomförda studier som visar att det krävs väl tilltagna buffertzoner för att knäroten inte ska ta skada av skogsbruksåtgärder i intilliggande skog (Johnson, 2014; Koelmeijer m.fl., 2022; Skogsstyrelsen, 2022). Arten är även känslig för gallring vilket framgår av Skogsstyrelsens egen vägledning för hänsyn till knärot (Skogsstyrelsen, 2022). För rika förekomster av knärot är reservatsbildning eller biotopskydd lämpliga åtgärder för att skydda den. På knärot kan den sällsynta rostsvampen </w:t>
+        <w:t xml:space="preserve"> är typisk art för </w:t>
+      </w:r>
+      <w:r>
+        <w:rPr>
+          <w:i/>
+        </w:rPr>
+        <w:t xml:space="preserve">9010 Taiga </w:t>
+      </w:r>
+      <w:r>
+        <w:t>och</w:t>
+      </w:r>
+      <w:r>
+        <w:rPr>
+          <w:i/>
+        </w:rPr>
+        <w:t xml:space="preserve"> 9050 Näringsrik granskog</w:t>
+      </w:r>
+      <w:r>
+        <w:t xml:space="preserve">, rödlistad som sårbar och fridlyst enligt 8§ artskyddsförordningen. En nyligen genomförd analys av 79 floraväktarlokaler indikerar att det behövs någonstans mellan 100 och 150 meters skyddszon för att en knärotspopulation inte ska dö ut på lång sikt (Sebestyén &amp; Sundberg, 2025). Detta ligger väl i linje med tidigare genomförda studier som visar att det krävs väl tilltagna buffertzoner för att knäroten inte ska ta skada av skogsbruksåtgärder i intilliggande skog (Johnson, 2014; Koelmeijer m.fl., 2022; Skogsstyrelsen, 2022). Arten är även känslig för gallring vilket framgår av Skogsstyrelsens egen vägledning för hänsyn till knärot (Skogsstyrelsen, 2022). För rika förekomster av knärot är reservatsbildning eller biotopskydd lämpliga åtgärder för att skydda den. På knärot kan den sällsynta rostsvampen </w:t>
       </w:r>
       <w:r>
         <w:rPr>
@@ -468,10 +569,57 @@
         <w:rPr>
           <w:b/>
         </w:rPr>
+        <w:t>Plattlummer (§9)</w:t>
+      </w:r>
+      <w:r>
+        <w:t xml:space="preserve"> växer främst i ljusöppna sandtallskogar eller annan gles, torr och brandpräglad hedbarrskog. Den är mest frekvent i olika typer av naturskogar och kontinuitetsskogar och missgynnas markant av slutavverkning och maskinell markberedning. Söder ut i landet förekommer de närstående arterna cypresslummer (VU, §8) och mellanlummer (VU, §9), vilka båda omfattas av EU:s art- och habitatdirektiv. Plattlummer är typisk art för </w:t>
+      </w:r>
+      <w:r>
+        <w:rPr>
+          <w:i/>
+        </w:rPr>
+        <w:t xml:space="preserve">9010 Taiga </w:t>
+      </w:r>
+      <w:r>
+        <w:t>och</w:t>
+      </w:r>
+      <w:r>
+        <w:rPr>
+          <w:i/>
+        </w:rPr>
+        <w:t xml:space="preserve"> 2320 Rissandhedar </w:t>
+      </w:r>
+      <w:r>
+        <w:t>(Nitare &amp; Skogsstyrelsen, 2019; SLU Artdatabanken, 2025).</w:t>
+      </w:r>
+    </w:p>
+    <w:p>
+      <w:r>
+        <w:rPr>
+          <w:b/>
+        </w:rPr>
         <w:t>Spillkråka (NT, §4)</w:t>
       </w:r>
       <w:r>
-        <w:t xml:space="preserve"> är rödlistad som nära hotad och ingår i bilaga 1 i EU:s fågeldirektiv. Den minskar i population på grund av minskad tillgång på lämpliga bo- och födoträd och minskad födotillgång. Spillkråkans minskningstakt har uppgått till 19 (24–10) % under de senaste 15 åren. Minskningstakten för den svenska populationen bedöms vara nära gränsvärdet för Sårbar (VU) (A2bc). Skogsbruk med korta omloppstider och täta, homogena ungskogar utgör det största hotet, (SLU Artdatabanken, 2023).</w:t>
+        <w:t xml:space="preserve"> är rödlistad som nära hotad och ingår i bilaga 1 i EU:s fågeldirektiv. Den minskar i population på grund av minskad tillgång på lämpliga bo- och födoträd och minskad födotillgång. Spillkråkans minskningstakt har uppgått till 19 (24–10) % under de senaste 15 åren. Minskningstakten för den svenska populationen bedöms vara nära gränsvärdet för Sårbar (VU) (A2bc). Skogsbruk med korta omloppstider och täta, homogena ungskogar utgör det största hotet. Spillkråka är typisk art för </w:t>
+      </w:r>
+      <w:r>
+        <w:rPr>
+          <w:i/>
+        </w:rPr>
+        <w:t xml:space="preserve">9010 Taiga </w:t>
+      </w:r>
+      <w:r>
+        <w:t>och</w:t>
+      </w:r>
+      <w:r>
+        <w:rPr>
+          <w:i/>
+        </w:rPr>
+        <w:t xml:space="preserve"> 9740 Skogsbevuxen myr </w:t>
+      </w:r>
+      <w:r>
+        <w:t>(SLU Artdatabanken, 2023).</w:t>
       </w:r>
     </w:p>
     <w:p>
@@ -482,7 +630,25 @@
         <w:t>Tjäder (§4)</w:t>
       </w:r>
       <w:r>
-        <w:t xml:space="preserve"> är en utpräglad skogsfågel knuten till större sammanhängande barrskogsområden. Tupparna och hönorna utnyttjar till viss del olika miljöer, och habitatvalet varierar dessutom mellan olika delar av året. För att det ska finnas livskraftiga tjäderbestånd krävs funktionella skogslandskap med en blandning av uppvuxen, gles och luckig skog, täta sumpskogar, myrar och andra små våtmarker. Arten försvinner när skogen fragmenteras och den sammanlagda arealen hyggen och andra öppna områden blir för stor. Ett småskaligt och försiktigt virkesuttag genom hyggesfria metoder kan i vissa fall vara möjligt i området inom 200 m från lekcentrum. Längre ut från lekcentrum, inom 200–500 m bör den avverkade ytan inte överskrida 1 hektar för att undvika alltför stora och snabba förändringar (Skogsstyrelsen, 2019).</w:t>
+        <w:t xml:space="preserve"> omfattas av bilaga 1 och 2 EU:s fågeldirektiv och är typisk art för </w:t>
+      </w:r>
+      <w:r>
+        <w:rPr>
+          <w:i/>
+        </w:rPr>
+        <w:t xml:space="preserve">9010 Taiga </w:t>
+      </w:r>
+      <w:r>
+        <w:t xml:space="preserve">och </w:t>
+      </w:r>
+      <w:r>
+        <w:rPr>
+          <w:i/>
+        </w:rPr>
+        <w:t>9740 Skogsbevuxen myr</w:t>
+      </w:r>
+      <w:r>
+        <w:t>. Tjädern är en utpräglad skogsfågel knuten till större sammanhängande barrskogsområden. Tupparna och hönorna utnyttjar till viss del olika miljöer, och habitatvalet varierar dessutom mellan olika delar av året. För att det ska finnas livskraftiga tjäderbestånd krävs funktionella skogslandskap med en blandning av uppvuxen, gles och luckig skog, täta sumpskogar, myrar och andra små våtmarker. Arten försvinner när skogen fragmenteras och den sammanlagda arealen hyggen och andra öppna områden blir för stor. Ett småskaligt och försiktigt virkesuttag genom hyggesfria metoder kan i vissa fall vara möjligt i området inom 200 m från lekcentrum. Längre ut från lekcentrum, inom 200–500 m bör den avverkade ytan inte överskrida 1 hektar för att undvika alltför stora och snabba förändringar (Skogsstyrelsen, 2019; SLU Artdatabanken, 2024).</w:t>
       </w:r>
     </w:p>
     <w:p>
@@ -493,7 +659,25 @@
         <w:t>Tretåig hackspett (NT, §4)</w:t>
       </w:r>
       <w:r>
-        <w:t xml:space="preserve"> är rödlistad som nära hotad och ingår i bilaga 1 i EU:s fågeldirektiv. Tretåig hackspett är för sin överlevnad beroende av kontinuerlig tillförsel av äldre döende och död ved, som sker genom naturliga självgallringsprocesser i äldre grannaturskogar och barrblandade naturskogar. Om en skog genom skogsbruk gallras eller glesas ur så upphör och uteblir i stort sett den naturliga självgallringsprocessen för mycket lång tid framöver vilket omöjliggör upprätthållandet av den kontinuerliga ekologiska funktionen i ett område. Det finns studier som visar att naturskogens självgallringsprocess som den tretåiga hackspetten är beroende av, inte kan ersättas med efterlämnad hänsyn i skogsbruket (Imbeau &amp; Desrochers, 2002). Storleken på häckningsreviret varierar med skogstypen, förekomsten av död ved och graden av fragmentering, men är i allmänhet i storleksordningen 25–100 hektar. Vintertid krävs ofta betydligt större områden och det finns studier som antyder att arten behöver minst 100 hektar äldre skog. I områden med låg bonitet kan det behövas över 200 hektar lämpligt habitat för att ett par ska kunna reproducera sig. Områden med dokumenterad permanent förekomst i naturskogsmiljöer har vanligen så stora naturvärden att skogsbruk är olämpligt (Skogsstyrelsen, 2016).</w:t>
+        <w:t xml:space="preserve"> är rödlistad som nära hotad och ingår i bilaga 1 i EU:s fågeldirektiv. Tretåig hackspett är för sin överlevnad beroende av kontinuerlig tillförsel av äldre döende och död ved, som sker genom naturliga självgallringsprocesser i äldre grannaturskogar och barrblandade naturskogar. Om en skog genom skogsbruk gallras eller glesas ur så upphör och uteblir i stort sett den naturliga självgallringsprocessen för mycket lång tid framöver vilket omöjliggör upprätthållandet av den kontinuerliga ekologiska funktionen i ett område. Det finns studier som visar att naturskogens självgallringsprocess som den tretåiga hackspetten är beroende av, inte kan ersättas med efterlämnad hänsyn i skogsbruket (Imbeau &amp; Desrochers, 2002). Storleken på häckningsreviret varierar med skogstypen, förekomsten av död ved och graden av fragmentering, men är i allmänhet i storleksordningen 25–100 hektar. Vintertid krävs ofta betydligt större områden och det finns studier som antyder att arten behöver minst 100 hektar äldre skog. I områden med låg bonitet kan det behövas över 200 hektar lämpligt habitat för att ett par ska kunna reproducera sig. Områden med dokumenterad permanent förekomst i naturskogsmiljöer har vanligen så stora naturvärden att skogsbruk är olämpligt. Tretåig hackspett är typisk art för </w:t>
+      </w:r>
+      <w:r>
+        <w:rPr>
+          <w:i/>
+        </w:rPr>
+        <w:t xml:space="preserve">9010 Taiga, 9740 Skogsbevuxen myr, 9030 Landhöjningsskog </w:t>
+      </w:r>
+      <w:r>
+        <w:t xml:space="preserve">och </w:t>
+      </w:r>
+      <w:r>
+        <w:rPr>
+          <w:i/>
+        </w:rPr>
+        <w:t>9040 Fjällbjörkskog</w:t>
+      </w:r>
+      <w:r>
+        <w:t xml:space="preserve"> (Skogsstyrelsen, 2016; SLU Artdatabanken, 2024).</w:t>
       </w:r>
     </w:p>
     <w:p>
@@ -819,7 +1003,25 @@
     </w:p>
     <w:p>
       <w:r>
-        <w:t>Knärot är fridlyst enligt 8 och 15 §§ artskyddsförordningen och klassad som sårbar (VU) enligt rödlistan 2020. Knärot är beroende av hög och jämn luftfuktighet i gamla, ostörda skogsmiljöer och är känslig för snabba förändringar av ljus-/vindförhållanden eller uttorkning. På grund av ett alltför intensivt skogsbruk har den minskat med 40 (25–50) % under de senaste 60 åren och i framtiden bedöms minskningstakten uppgå till 30 (20–40) %. Till följd av att arten har en dokumenterat högre minskningstakt i förhållande till sin generationstid än vad som tidigare varit känt (data från Riksskogstaxeringen) höjdes den till hotkategori sårbar (VU) i rödlistan 2020 (SLU Artdatabanken, 2024).</w:t>
+        <w:t xml:space="preserve">Knärot är typisk art för </w:t>
+      </w:r>
+      <w:r>
+        <w:rPr>
+          <w:i/>
+        </w:rPr>
+        <w:t xml:space="preserve">9010 Taiga </w:t>
+      </w:r>
+      <w:r>
+        <w:t>och</w:t>
+      </w:r>
+      <w:r>
+        <w:rPr>
+          <w:i/>
+        </w:rPr>
+        <w:t xml:space="preserve"> 9050 Näringsrik granskog</w:t>
+      </w:r>
+      <w:r>
+        <w:t>, fridlyst enligt 8 och 15 §§ artskyddsförordningen och klassad som sårbar (VU) enligt rödlistan 2020. Knärot är beroende av hög och jämn luftfuktighet i gamla, ostörda skogsmiljöer och är känslig för snabba förändringar av ljus-/vindförhållanden eller uttorkning. På grund av ett alltför intensivt skogsbruk har den minskat med 40 (25–50) % under de senaste 60 åren och i framtiden bedöms minskningstakten uppgå till 30 (20–40) %. Till följd av att arten har en dokumenterat högre minskningstakt i förhållande till sin generationstid än vad som tidigare varit känt (data från Riksskogstaxeringen) höjdes den till hotkategori sårbar (VU) i rödlistan 2020 (SLU Artdatabanken, 2024).</w:t>
       </w:r>
     </w:p>
     <w:p>
@@ -1036,7 +1238,16 @@
     </w:p>
     <w:p>
       <w:r>
-        <w:t>Rika förekomster av främst mindre märgborre men även skarptandad barkborre (NT) är en signal för artrikedom och inventeringar har visat att det är i skogar med en naturlig självgallring som det skapas förutsättningar för dessa arter samt de efterföljande åtgärdsprogramsarterna (Pettersson, 2014; Hedgren, 2012). Tallskogar med stark förekomst av mindre märgborre och skarptandad barkborre bör avsättas som reservat. Generellt bör hänsyn tas vid slutavverkning av talldominerad skog så att avverkningsrester som gren- och toppdelar (s.k. GROT) lämnas (Pettersson, 2014).</w:t>
+        <w:t xml:space="preserve">Rika förekomster av främst mindre märgborre men även skarptandad barkborre (NT) är en signal för artrikedom och inventeringar har visat att det är i skogar med en naturlig självgallring som det skapas förutsättningar för dessa arter samt de efterföljande åtgärdsprogramsarterna (Pettersson, 2014; Hedgren, 2012). Tallskogar med stark förekomst av mindre märgborre och skarptandad barkborre bör avsättas som reservat. Generellt bör hänsyn tas vid slutavverkning av talldominerad skog så att avverkningsrester som gren- och toppdelar (s.k. GROT) lämnas. Mindre märgborre är typisk art för </w:t>
+      </w:r>
+      <w:r>
+        <w:rPr>
+          <w:i/>
+        </w:rPr>
+        <w:t>9060 Åsbarrskog</w:t>
+      </w:r>
+      <w:r>
+        <w:t xml:space="preserve"> (Pettersson, 2014; SLU Artdatabanken, 2024).</w:t>
       </w:r>
     </w:p>
     <w:p>
@@ -1147,6 +1358,20 @@
     </w:p>
     <w:p>
       <w:r>
+        <w:t xml:space="preserve">SLU Artdatabanken, 2024. </w:t>
+      </w:r>
+      <w:r>
+        <w:rPr>
+          <w:i/>
+        </w:rPr>
+        <w:t xml:space="preserve">Artfaktablad. Naturvård – artfakta. </w:t>
+      </w:r>
+      <w:r>
+        <w:t>SLU Artdatabanken, Uppsala.</w:t>
+      </w:r>
+    </w:p>
+    <w:p>
+      <w:r>
         <w:t xml:space="preserve">Wikars, L.-O., Hansson, J. &amp; Hedgren, O., 2010. </w:t>
       </w:r>
       <w:r>
@@ -1183,12 +1408,30 @@
     </w:p>
     <w:p>
       <w:r>
-        <w:t>Spillkråka (NT) är rödlistad som nära hotad, fridlyst enligt §4 Artskyddsförordningen och ingår i bilaga 1 i EU:s fågeldirektiv. Spillkråka lever i både barr- och blandskog liksom i ren lövskog. De tätaste populationerna tenderar att finnas i äldre, variationsrik blandskog med gott om död ved och gamla träd.</w:t>
+        <w:t xml:space="preserve">Spillkråka (NT) är rödlistad som nära hotad, fridlyst enligt §4 Artskyddsförordningen, typisk art för </w:t>
+      </w:r>
+      <w:r>
+        <w:rPr>
+          <w:i/>
+        </w:rPr>
+        <w:t xml:space="preserve">9010 Taiga </w:t>
+      </w:r>
+      <w:r>
+        <w:t>och</w:t>
+      </w:r>
+      <w:r>
+        <w:rPr>
+          <w:i/>
+        </w:rPr>
+        <w:t xml:space="preserve"> 9740 Skogsbevuxen myr</w:t>
+      </w:r>
+      <w:r>
+        <w:t xml:space="preserve"> och ingår i bilaga 1 i EU:s fågeldirektiv. Spillkråka lever i både barr- och blandskog liksom i ren lövskog. De tätaste populationerna tenderar att finnas i äldre, variationsrik blandskog med gott om död ved och gamla träd.</w:t>
       </w:r>
     </w:p>
     <w:p>
       <w:r>
-        <w:t>Varje par utnyttjar 400–1000 hektar skog beroende på skogens kvalitet. En minskning av populationen pågår på grund av minskad tillgång på lämpliga bo- och födoträd och minskad födotillgång. Spillkråkans minskningstakt har uppgått till 19 (24–10) % under de senaste 15 åren. Minskningstakten för den svenska populationen bedöms vara nära gränsvärdet för Sårbar (VU) (A2bc). Skogsbruk med korta omloppstider och täta, homogena ungskogar utgör det största hotet (Artdatabanken 2023).</w:t>
+        <w:t>Varje par utnyttjar 400–1000 hektar skog beroende på skogens kvalitet. En minskning av populationen pågår på grund av minskad tillgång på lämpliga bo- och födoträd och minskad födotillgång. Spillkråkans minskningstakt har uppgått till 19 (24–10) % under de senaste 15 åren. Minskningstakten för den svenska populationen bedöms vara nära gränsvärdet för Sårbar (VU) (A2bc). Skogsbruk med korta omloppstider och täta, homogena ungskogar utgör det största hotet (SLU Artdatabanken 2023).</w:t>
       </w:r>
     </w:p>
     <w:p>
@@ -1223,7 +1466,25 @@
     </w:p>
     <w:p>
       <w:r>
-        <w:t>Tjäder (§4) är en utpräglad skogsfågel knuten till större sammanhängande barrskogsområden. Tupparna och hönorna utnyttjar till viss del olika miljöer, och habitatvalet varierar dessutom mellan olika delar av året. För att det ska finnas livskraftiga tjäderbestånd krävs funktionella skogslandskap med en blandning av uppvuxen, gles och luckig skog, täta sumpskogar, myrar och andra små våtmarker (Skogsstyrelsen, 2019).</w:t>
+        <w:t xml:space="preserve">Tjäder (§4) omfattas av bilaga 1 och 2 EU:s fågeldirektiv och är typisk art för </w:t>
+      </w:r>
+      <w:r>
+        <w:rPr>
+          <w:i/>
+        </w:rPr>
+        <w:t xml:space="preserve">9010 Taiga </w:t>
+      </w:r>
+      <w:r>
+        <w:t xml:space="preserve">och </w:t>
+      </w:r>
+      <w:r>
+        <w:rPr>
+          <w:i/>
+        </w:rPr>
+        <w:t>9740 Skogsbevuxen myr</w:t>
+      </w:r>
+      <w:r>
+        <w:t>. Tjädern är en utpräglad skogsfågel knuten till större sammanhängande barrskogsområden. Tupparna och hönorna utnyttjar till viss del olika miljöer, och habitatvalet varierar dessutom mellan olika delar av året. För att det ska finnas livskraftiga tjäderbestånd krävs funktionella skogslandskap med en blandning av uppvuxen, gles och luckig skog, täta sumpskogar, myrar och andra små våtmarker (Skogsstyrelsen, 2019; SLU Artdatabanken 2024).</w:t>
       </w:r>
     </w:p>
     <w:p>
@@ -1247,10 +1508,21 @@
         <w:rPr>
           <w:i/>
         </w:rPr>
-        <w:t xml:space="preserve">Vägledning för hänsyn till fåglar – tjäder. </w:t>
-      </w:r>
-      <w:r>
-        <w:t>https://www.skogsstyrelsen.se/globalassets/lag-och-tillsyn/artskydd/vagledningar-for-hansyn-till-faglar/tjader-vagledning-hansyn2.pdf</w:t>
+        <w:t>Vägledning för hänsyn till fåglar – tjäder.</w:t>
+      </w:r>
+    </w:p>
+    <w:p>
+      <w:r>
+        <w:t xml:space="preserve">SLU Artdatabanken, 2024. </w:t>
+      </w:r>
+      <w:r>
+        <w:rPr>
+          <w:i/>
+        </w:rPr>
+        <w:t xml:space="preserve">Artfaktablad. Naturvård – artfakta. </w:t>
+      </w:r>
+      <w:r>
+        <w:t>SLU Artdatabanken, Uppsala</w:t>
       </w:r>
     </w:p>
     <w:p>
@@ -1278,7 +1550,16 @@
         <w:rPr>
           <w:i/>
         </w:rPr>
-        <w:t>“Områden med dokumenterad permanent förekomst i naturskogsmiljöer har vanligen så stora naturvärden att skogsbruk är olämpligt”.</w:t>
+        <w:t>“Områden med dokumenterad permanent förekomst i naturskogsmiljöer har vanligen så stora naturvärden att skogsbruk är olämpligt”</w:t>
+      </w:r>
+      <w:r>
+        <w:t xml:space="preserve"> (SLU Artdatabanken, 2024; Skogsstyrelsen, 2016)</w:t>
+      </w:r>
+      <w:r>
+        <w:rPr>
+          <w:i/>
+        </w:rPr>
+        <w:t>.</w:t>
       </w:r>
     </w:p>
     <w:p>
@@ -1288,12 +1569,30 @@
     </w:p>
     <w:p>
       <w:r>
-        <w:t>Permanenta revir av tretåig hackspett karaktäriseras ofta av artens typiska ringformigt ordnade hackmärken på framför allt gamla granar. För att säkerställa att inte revir av tretåig hackspett drabbas av avverkningsplanerna bör en inventering göras i området både under häckningstid och under vintern, då arten utnyttjar betydligt större områden än under sommarens häckningsrevir. Storleken på häckningsreviret varierar med skogstypen, förekomsten av död ved och graden av fragmentering, men är i allmänhet i storleksordningen 25–100 hektar.</w:t>
+        <w:t>Permanenta revir av tretåig hackspett karaktäriseras ofta av artens typiska ringformigt ordnade hackmärken på framför allt gamla granar. För att säkerställa att inte revir av tretåig hackspett drabbas av avverkningsplanerna bör en inventering göras i området både under häckningstid och under vintern, då arten utnyttjar betydligt större områden än under sommarens häckningsrevir. Storleken på häckningsreviret varierar med skogstypen, förekomsten av död ved och graden av fragmentering, men är i allmänhet i storleksordningen 25–100 hektar (SLU Artdatabanken, 2024; Skogsstyrelsen, 2016).</w:t>
       </w:r>
     </w:p>
     <w:p>
       <w:r>
-        <w:t>Förutom fridlysning enligt §4 Artskyddsförordningen är tretåig hackspett även förtecknad i EU:s fågeldirektiv bilaga 1. Den ingår också i Natura 2000 och är förtecknad i Bernkonventionen bilaga II (strikt skyddade djurarter).</w:t>
+        <w:t xml:space="preserve">Förutom fridlysning enligt §4 Artskyddsförordningen är tretåig hackspett även förtecknad i EU:s fågeldirektiv bilaga 1. Den är typisk art för </w:t>
+      </w:r>
+      <w:r>
+        <w:rPr>
+          <w:i/>
+        </w:rPr>
+        <w:t xml:space="preserve">9010 Taiga, 9740 Skogsbevuxen myr, 9030 Landhöjningsskog </w:t>
+      </w:r>
+      <w:r>
+        <w:t xml:space="preserve">och </w:t>
+      </w:r>
+      <w:r>
+        <w:rPr>
+          <w:i/>
+        </w:rPr>
+        <w:t>9040 Fjällbjörkskog</w:t>
+      </w:r>
+      <w:r>
+        <w:t xml:space="preserve"> samt ingår i Natura 2000 och är förtecknad i Bernkonventionen bilaga II (strikt skyddade djurarter) (SLU Artdatabanken, 2024; Skogsstyrelsen, 2016).</w:t>
       </w:r>
     </w:p>
     <w:p>
@@ -1315,7 +1614,7 @@
         <w:t xml:space="preserve">Förekomst av tretåig hackspett Picoides tridactylus på bestånds- och landskapsnivå. </w:t>
       </w:r>
       <w:r>
-        <w:t>Ornis Svecica 6: 107–119</w:t>
+        <w:t>Ornis Svecica 6: 107–119.</w:t>
       </w:r>
     </w:p>
     <w:p>
@@ -1329,7 +1628,7 @@
         <w:t xml:space="preserve">Dead wood threshold values for the three-toed woodpecker presence in boreal and sub-Alpine forest. </w:t>
       </w:r>
       <w:r>
-        <w:t>Biological conservation 119(3): 305–318</w:t>
+        <w:t>Biological conservation 119(3): 305–318.</w:t>
       </w:r>
     </w:p>
     <w:p>
@@ -1368,10 +1667,21 @@
         <w:rPr>
           <w:i/>
         </w:rPr>
-        <w:t xml:space="preserve">Vägledning för hänsyn till fåglar – Tretåig hackspett. </w:t>
-      </w:r>
-      <w:r>
-        <w:t>www.skogsstyrelsen.se</w:t>
+        <w:t>Vägledning för hänsyn till fåglar – Tretåig hackspett.</w:t>
+      </w:r>
+    </w:p>
+    <w:p>
+      <w:r>
+        <w:t xml:space="preserve">SLU Artdatabanken, 2024. </w:t>
+      </w:r>
+      <w:r>
+        <w:rPr>
+          <w:i/>
+        </w:rPr>
+        <w:t xml:space="preserve">Artfaktablad. Naturvård – artfakta. </w:t>
+      </w:r>
+      <w:r>
+        <w:t>SLU Artdatabanken, Uppsala.</w:t>
       </w:r>
     </w:p>
     <w:p>
@@ -1399,7 +1709,7 @@
         <w:t xml:space="preserve">Population trends of forest birds in a Finnish Lapland landscape of large habitat blocks – Consequences of stochastic environmental variation or regional habitat alteration. </w:t>
       </w:r>
       <w:r>
-        <w:t>Biological conservation 56(2): 223–240</w:t>
+        <w:t>Biological conservation 56(2): 223–240.</w:t>
       </w:r>
     </w:p>
     <w:p>
@@ -1544,7 +1854,7 @@
     <w:r>
       <w:tab/>
       <w:tab/>
-      <w:t>2026-01-28</w:t>
+      <w:t>2026-01-29</w:t>
       <w:br/>
       <w:br/>
     </w:r>

--- a/klagomål/A 56939-2025 FSC-klagomål.docx
+++ b/klagomål/A 56939-2025 FSC-klagomål.docx
@@ -1854,7 +1854,7 @@
     <w:r>
       <w:tab/>
       <w:tab/>
-      <w:t>2026-01-29</w:t>
+      <w:t>2026-01-30</w:t>
       <w:br/>
       <w:br/>
     </w:r>

--- a/klagomål/A 56939-2025 FSC-klagomål.docx
+++ b/klagomål/A 56939-2025 FSC-klagomål.docx
@@ -1854,7 +1854,7 @@
     <w:r>
       <w:tab/>
       <w:tab/>
-      <w:t>2026-01-30</w:t>
+      <w:t>2026-01-31</w:t>
       <w:br/>
       <w:br/>
     </w:r>

--- a/klagomål/A 56939-2025 FSC-klagomål.docx
+++ b/klagomål/A 56939-2025 FSC-klagomål.docx
@@ -1854,7 +1854,7 @@
     <w:r>
       <w:tab/>
       <w:tab/>
-      <w:t>2026-02-22</w:t>
+      <w:t>2026-02-23</w:t>
       <w:br/>
       <w:br/>
     </w:r>

--- a/klagomål/A 56939-2025 FSC-klagomål.docx
+++ b/klagomål/A 56939-2025 FSC-klagomål.docx
@@ -1854,7 +1854,7 @@
     <w:r>
       <w:tab/>
       <w:tab/>
-      <w:t>2026-02-23</w:t>
+      <w:t>2026-02-24</w:t>
       <w:br/>
       <w:br/>
     </w:r>

--- a/klagomål/A 56939-2025 FSC-klagomål.docx
+++ b/klagomål/A 56939-2025 FSC-klagomål.docx
@@ -1854,7 +1854,7 @@
     <w:r>
       <w:tab/>
       <w:tab/>
-      <w:t>2026-02-24</w:t>
+      <w:t>2026-02-25</w:t>
       <w:br/>
       <w:br/>
     </w:r>

--- a/klagomål/A 56939-2025 FSC-klagomål.docx
+++ b/klagomål/A 56939-2025 FSC-klagomål.docx
@@ -1854,7 +1854,7 @@
     <w:r>
       <w:tab/>
       <w:tab/>
-      <w:t>2026-02-25</w:t>
+      <w:t>2026-02-26</w:t>
       <w:br/>
       <w:br/>
     </w:r>

--- a/klagomål/A 56939-2025 FSC-klagomål.docx
+++ b/klagomål/A 56939-2025 FSC-klagomål.docx
@@ -1854,7 +1854,7 @@
     <w:r>
       <w:tab/>
       <w:tab/>
-      <w:t>2026-02-26</w:t>
+      <w:t>2026-02-28</w:t>
       <w:br/>
       <w:br/>
     </w:r>

--- a/klagomål/A 56939-2025 FSC-klagomål.docx
+++ b/klagomål/A 56939-2025 FSC-klagomål.docx
@@ -1854,7 +1854,7 @@
     <w:r>
       <w:tab/>
       <w:tab/>
-      <w:t>2026-02-28</w:t>
+      <w:t>2026-03-01</w:t>
       <w:br/>
       <w:br/>
     </w:r>

--- a/klagomål/A 56939-2025 FSC-klagomål.docx
+++ b/klagomål/A 56939-2025 FSC-klagomål.docx
@@ -1854,7 +1854,7 @@
     <w:r>
       <w:tab/>
       <w:tab/>
-      <w:t>2026-03-01</w:t>
+      <w:t>2026-03-02</w:t>
       <w:br/>
       <w:br/>
     </w:r>

--- a/klagomål/A 56939-2025 FSC-klagomål.docx
+++ b/klagomål/A 56939-2025 FSC-klagomål.docx
@@ -269,7 +269,7 @@
         <w:rPr>
           <w:i/>
         </w:rPr>
-        <w:t xml:space="preserve"> 9070 Trädklädd betesmark </w:t>
+        <w:t xml:space="preserve"> 9070 Trädklädd betesmark</w:t>
       </w:r>
       <w:r>
         <w:t xml:space="preserve"> (SLU Artdatabanken, 2024).</w:t>
@@ -1854,7 +1854,7 @@
     <w:r>
       <w:tab/>
       <w:tab/>
-      <w:t>2026-03-02</w:t>
+      <w:t>2026-03-03</w:t>
       <w:br/>
       <w:br/>
     </w:r>

--- a/klagomål/A 56939-2025 FSC-klagomål.docx
+++ b/klagomål/A 56939-2025 FSC-klagomål.docx
@@ -1854,7 +1854,7 @@
     <w:r>
       <w:tab/>
       <w:tab/>
-      <w:t>2026-03-03</w:t>
+      <w:t>2026-03-04</w:t>
       <w:br/>
       <w:br/>
     </w:r>

--- a/klagomål/A 56939-2025 FSC-klagomål.docx
+++ b/klagomål/A 56939-2025 FSC-klagomål.docx
@@ -1854,7 +1854,7 @@
     <w:r>
       <w:tab/>
       <w:tab/>
-      <w:t>2026-03-04</w:t>
+      <w:t>2026-03-05</w:t>
       <w:br/>
       <w:br/>
     </w:r>

--- a/klagomål/A 56939-2025 FSC-klagomål.docx
+++ b/klagomål/A 56939-2025 FSC-klagomål.docx
@@ -1854,7 +1854,7 @@
     <w:r>
       <w:tab/>
       <w:tab/>
-      <w:t>2026-03-05</w:t>
+      <w:t>2026-03-06</w:t>
       <w:br/>
       <w:br/>
     </w:r>

--- a/klagomål/A 56939-2025 FSC-klagomål.docx
+++ b/klagomål/A 56939-2025 FSC-klagomål.docx
@@ -1854,7 +1854,7 @@
     <w:r>
       <w:tab/>
       <w:tab/>
-      <w:t>2026-03-06</w:t>
+      <w:t>2026-03-07</w:t>
       <w:br/>
       <w:br/>
     </w:r>

--- a/klagomål/A 56939-2025 FSC-klagomål.docx
+++ b/klagomål/A 56939-2025 FSC-klagomål.docx
@@ -1854,7 +1854,7 @@
     <w:r>
       <w:tab/>
       <w:tab/>
-      <w:t>2026-03-07</w:t>
+      <w:t>2026-03-08</w:t>
       <w:br/>
       <w:br/>
     </w:r>

--- a/klagomål/A 56939-2025 FSC-klagomål.docx
+++ b/klagomål/A 56939-2025 FSC-klagomål.docx
@@ -1854,7 +1854,7 @@
     <w:r>
       <w:tab/>
       <w:tab/>
-      <w:t>2026-03-08</w:t>
+      <w:t>2026-03-09</w:t>
       <w:br/>
       <w:br/>
     </w:r>

--- a/klagomål/A 56939-2025 FSC-klagomål.docx
+++ b/klagomål/A 56939-2025 FSC-klagomål.docx
@@ -1854,7 +1854,7 @@
     <w:r>
       <w:tab/>
       <w:tab/>
-      <w:t>2026-03-09</w:t>
+      <w:t>2026-03-10</w:t>
       <w:br/>
       <w:br/>
     </w:r>

--- a/klagomål/A 56939-2025 FSC-klagomål.docx
+++ b/klagomål/A 56939-2025 FSC-klagomål.docx
@@ -601,7 +601,7 @@
         <w:t>Spillkråka (NT, §4)</w:t>
       </w:r>
       <w:r>
-        <w:t xml:space="preserve"> är rödlistad som nära hotad och ingår i bilaga 1 i EU:s fågeldirektiv. Den minskar i population på grund av minskad tillgång på lämpliga bo- och födoträd och minskad födotillgång. Spillkråkans minskningstakt har uppgått till 19 (24–10) % under de senaste 15 åren. Minskningstakten för den svenska populationen bedöms vara nära gränsvärdet för Sårbar (VU) (A2bc). Skogsbruk med korta omloppstider och täta, homogena ungskogar utgör det största hotet. Spillkråka är typisk art för </w:t>
+        <w:t xml:space="preserve"> är rödlistad som nära hotad och ingår i bilaga 1 i EU:s fågeldirektiv. Den minskar i population på grund av minskad tillgång på lämpliga bo- och födoträd och minskad födotillgång. Spillkråkans minskningstakt har uppgått till 19 (24–10) % under de senaste 15 åren och bedöms vara nära gränsvärdet för Sårbar (VU) (A2bc). Spillkråka är en nyckelart i skogliga miljöer vars övergivna bohål utnyttjas av flera andra hålhäckande fågelarter och fladdermöss. Den behöver grova träd, främst tall, asp och bok som boträd. Skogsbruk med korta omloppstider och täta, homogena ungskogar utgör det största hotet. Spillkråka är typisk art för </w:t>
       </w:r>
       <w:r>
         <w:rPr>
@@ -619,7 +619,7 @@
         <w:t xml:space="preserve"> 9740 Skogsbevuxen myr </w:t>
       </w:r>
       <w:r>
-        <w:t>(SLU Artdatabanken, 2023).</w:t>
+        <w:t>(SLU Artdatabanken, 2025; Skogsstyrelsen 2016).</w:t>
       </w:r>
     </w:p>
     <w:p>
@@ -1426,7 +1426,7 @@
         <w:t xml:space="preserve"> 9740 Skogsbevuxen myr</w:t>
       </w:r>
       <w:r>
-        <w:t xml:space="preserve"> och ingår i bilaga 1 i EU:s fågeldirektiv. Spillkråka lever i både barr- och blandskog liksom i ren lövskog. De tätaste populationerna tenderar att finnas i äldre, variationsrik blandskog med gott om död ved och gamla träd.</w:t>
+        <w:t xml:space="preserve"> och ingår i bilaga 1 i EU:s fågeldirektiv. Spillkråka lever i både barr- och blandskog liksom i ren lövskog. De tätaste populationerna tenderar att finnas i äldre, variationsrik blandskog med gott om död ved och gamla träd. Spillkråka är en nyckelart i skogliga miljöer vars övergivna bohål utnyttjas av flera andra hålhäckande fågelarter och fladdermöss (SLU Artdatabanken, 2023; Skogsstyrelsen 2016).</w:t>
       </w:r>
     </w:p>
     <w:p>
@@ -1444,7 +1444,21 @@
     </w:p>
     <w:p>
       <w:r>
-        <w:t xml:space="preserve">SLU Artdatabanken, 2021. </w:t>
+        <w:t xml:space="preserve">Skogsstyrelsen, 2016. </w:t>
+      </w:r>
+      <w:r>
+        <w:rPr>
+          <w:i/>
+        </w:rPr>
+        <w:t xml:space="preserve">Vägledning för hänsyn till spillkråka. </w:t>
+      </w:r>
+      <w:r>
+        <w:t>Vägledningar och kunskapsstöd artskydd – Skogsstyrelsen.</w:t>
+      </w:r>
+    </w:p>
+    <w:p>
+      <w:r>
+        <w:t xml:space="preserve">SLU Artdatabanken, 2023. </w:t>
       </w:r>
       <w:r>
         <w:rPr>
@@ -1854,7 +1868,7 @@
     <w:r>
       <w:tab/>
       <w:tab/>
-      <w:t>2026-03-10</w:t>
+      <w:t>2026-03-11</w:t>
       <w:br/>
       <w:br/>
     </w:r>

--- a/klagomål/A 56939-2025 FSC-klagomål.docx
+++ b/klagomål/A 56939-2025 FSC-klagomål.docx
@@ -1868,7 +1868,7 @@
     <w:r>
       <w:tab/>
       <w:tab/>
-      <w:t>2026-03-11</w:t>
+      <w:t>2026-03-12</w:t>
       <w:br/>
       <w:br/>
     </w:r>

--- a/klagomål/A 56939-2025 FSC-klagomål.docx
+++ b/klagomål/A 56939-2025 FSC-klagomål.docx
@@ -1868,7 +1868,7 @@
     <w:r>
       <w:tab/>
       <w:tab/>
-      <w:t>2026-03-12</w:t>
+      <w:t>2026-03-13</w:t>
       <w:br/>
       <w:br/>
     </w:r>

--- a/klagomål/A 56939-2025 FSC-klagomål.docx
+++ b/klagomål/A 56939-2025 FSC-klagomål.docx
@@ -1897,7 +1897,7 @@
     <w:r>
       <w:tab/>
       <w:tab/>
-      <w:t>2026-04-14</w:t>
+      <w:t>2026-04-15</w:t>
       <w:br/>
       <w:br/>
     </w:r>

--- a/klagomål/A 56939-2025 FSC-klagomål.docx
+++ b/klagomål/A 56939-2025 FSC-klagomål.docx
@@ -1897,7 +1897,7 @@
     <w:r>
       <w:tab/>
       <w:tab/>
-      <w:t>2026-04-15</w:t>
+      <w:t>2026-04-16</w:t>
       <w:br/>
       <w:br/>
     </w:r>

--- a/klagomål/A 56939-2025 FSC-klagomål.docx
+++ b/klagomål/A 56939-2025 FSC-klagomål.docx
@@ -1897,7 +1897,7 @@
     <w:r>
       <w:tab/>
       <w:tab/>
-      <w:t>2026-04-16</w:t>
+      <w:t>2026-04-17</w:t>
       <w:br/>
       <w:br/>
     </w:r>

--- a/klagomål/A 56939-2025 FSC-klagomål.docx
+++ b/klagomål/A 56939-2025 FSC-klagomål.docx
@@ -1897,7 +1897,7 @@
     <w:r>
       <w:tab/>
       <w:tab/>
-      <w:t>2026-04-17</w:t>
+      <w:t>2026-04-18</w:t>
       <w:br/>
       <w:br/>
     </w:r>

--- a/klagomål/A 56939-2025 FSC-klagomål.docx
+++ b/klagomål/A 56939-2025 FSC-klagomål.docx
@@ -1897,7 +1897,7 @@
     <w:r>
       <w:tab/>
       <w:tab/>
-      <w:t>2026-04-18</w:t>
+      <w:t>2026-04-19</w:t>
       <w:br/>
       <w:br/>
     </w:r>

--- a/klagomål/A 56939-2025 FSC-klagomål.docx
+++ b/klagomål/A 56939-2025 FSC-klagomål.docx
@@ -1897,7 +1897,7 @@
     <w:r>
       <w:tab/>
       <w:tab/>
-      <w:t>2026-04-19</w:t>
+      <w:t>2026-04-20</w:t>
       <w:br/>
       <w:br/>
     </w:r>

--- a/klagomål/A 56939-2025 FSC-klagomål.docx
+++ b/klagomål/A 56939-2025 FSC-klagomål.docx
@@ -1897,7 +1897,7 @@
     <w:r>
       <w:tab/>
       <w:tab/>
-      <w:t>2026-04-20</w:t>
+      <w:t>2026-04-21</w:t>
       <w:br/>
       <w:br/>
     </w:r>

--- a/klagomål/A 56939-2025 FSC-klagomål.docx
+++ b/klagomål/A 56939-2025 FSC-klagomål.docx
@@ -1897,7 +1897,7 @@
     <w:r>
       <w:tab/>
       <w:tab/>
-      <w:t>2026-04-21</w:t>
+      <w:t>2026-04-22</w:t>
       <w:br/>
       <w:br/>
     </w:r>

--- a/klagomål/A 56939-2025 FSC-klagomål.docx
+++ b/klagomål/A 56939-2025 FSC-klagomål.docx
@@ -1897,7 +1897,7 @@
     <w:r>
       <w:tab/>
       <w:tab/>
-      <w:t>2026-04-22</w:t>
+      <w:t>2026-04-23</w:t>
       <w:br/>
       <w:br/>
     </w:r>

--- a/klagomål/A 56939-2025 FSC-klagomål.docx
+++ b/klagomål/A 56939-2025 FSC-klagomål.docx
@@ -1897,7 +1897,7 @@
     <w:r>
       <w:tab/>
       <w:tab/>
-      <w:t>2026-04-23</w:t>
+      <w:t>2026-04-24</w:t>
       <w:br/>
       <w:br/>
     </w:r>

--- a/klagomål/A 56939-2025 FSC-klagomål.docx
+++ b/klagomål/A 56939-2025 FSC-klagomål.docx
@@ -1897,7 +1897,7 @@
     <w:r>
       <w:tab/>
       <w:tab/>
-      <w:t>2026-04-24</w:t>
+      <w:t>2026-04-25</w:t>
       <w:br/>
       <w:br/>
     </w:r>

--- a/klagomål/A 56939-2025 FSC-klagomål.docx
+++ b/klagomål/A 56939-2025 FSC-klagomål.docx
@@ -1897,7 +1897,7 @@
     <w:r>
       <w:tab/>
       <w:tab/>
-      <w:t>2026-04-25</w:t>
+      <w:t>2026-04-26</w:t>
       <w:br/>
       <w:br/>
     </w:r>

--- a/klagomål/A 56939-2025 FSC-klagomål.docx
+++ b/klagomål/A 56939-2025 FSC-klagomål.docx
@@ -1897,7 +1897,7 @@
     <w:r>
       <w:tab/>
       <w:tab/>
-      <w:t>2026-04-26</w:t>
+      <w:t>2026-04-27</w:t>
       <w:br/>
       <w:br/>
     </w:r>

--- a/klagomål/A 56939-2025 FSC-klagomål.docx
+++ b/klagomål/A 56939-2025 FSC-klagomål.docx
@@ -1897,7 +1897,7 @@
     <w:r>
       <w:tab/>
       <w:tab/>
-      <w:t>2026-04-27</w:t>
+      <w:t>2026-04-28</w:t>
       <w:br/>
       <w:br/>
     </w:r>

--- a/klagomål/A 56939-2025 FSC-klagomål.docx
+++ b/klagomål/A 56939-2025 FSC-klagomål.docx
@@ -1897,7 +1897,7 @@
     <w:r>
       <w:tab/>
       <w:tab/>
-      <w:t>2026-04-28</w:t>
+      <w:t>2026-04-29</w:t>
       <w:br/>
       <w:br/>
     </w:r>

--- a/klagomål/A 56939-2025 FSC-klagomål.docx
+++ b/klagomål/A 56939-2025 FSC-klagomål.docx
@@ -1897,7 +1897,7 @@
     <w:r>
       <w:tab/>
       <w:tab/>
-      <w:t>2026-04-29</w:t>
+      <w:t>2026-04-30</w:t>
       <w:br/>
       <w:br/>
     </w:r>

--- a/klagomål/A 56939-2025 FSC-klagomål.docx
+++ b/klagomål/A 56939-2025 FSC-klagomål.docx
@@ -1897,7 +1897,7 @@
     <w:r>
       <w:tab/>
       <w:tab/>
-      <w:t>2026-04-30</w:t>
+      <w:t>2026-05-01</w:t>
       <w:br/>
       <w:br/>
     </w:r>

--- a/klagomål/A 56939-2025 FSC-klagomål.docx
+++ b/klagomål/A 56939-2025 FSC-klagomål.docx
@@ -1897,7 +1897,7 @@
     <w:r>
       <w:tab/>
       <w:tab/>
-      <w:t>2026-05-01</w:t>
+      <w:t>2026-05-02</w:t>
       <w:br/>
       <w:br/>
     </w:r>

--- a/klagomål/A 56939-2025 FSC-klagomål.docx
+++ b/klagomål/A 56939-2025 FSC-klagomål.docx
@@ -1897,7 +1897,7 @@
     <w:r>
       <w:tab/>
       <w:tab/>
-      <w:t>2026-05-02</w:t>
+      <w:t>2026-05-03</w:t>
       <w:br/>
       <w:br/>
     </w:r>

--- a/klagomål/A 56939-2025 FSC-klagomål.docx
+++ b/klagomål/A 56939-2025 FSC-klagomål.docx
@@ -1897,7 +1897,7 @@
     <w:r>
       <w:tab/>
       <w:tab/>
-      <w:t>2026-05-03</w:t>
+      <w:t>2026-05-04</w:t>
       <w:br/>
       <w:br/>
     </w:r>

--- a/klagomål/A 56939-2025 FSC-klagomål.docx
+++ b/klagomål/A 56939-2025 FSC-klagomål.docx
@@ -1897,7 +1897,7 @@
     <w:r>
       <w:tab/>
       <w:tab/>
-      <w:t>2026-05-04</w:t>
+      <w:t>2026-05-05</w:t>
       <w:br/>
       <w:br/>
     </w:r>

--- a/klagomål/A 56939-2025 FSC-klagomål.docx
+++ b/klagomål/A 56939-2025 FSC-klagomål.docx
@@ -1897,7 +1897,7 @@
     <w:r>
       <w:tab/>
       <w:tab/>
-      <w:t>2026-05-05</w:t>
+      <w:t>2026-05-06</w:t>
       <w:br/>
       <w:br/>
     </w:r>

--- a/klagomål/A 56939-2025 FSC-klagomål.docx
+++ b/klagomål/A 56939-2025 FSC-klagomål.docx
@@ -1897,7 +1897,7 @@
     <w:r>
       <w:tab/>
       <w:tab/>
-      <w:t>2026-05-16</w:t>
+      <w:t>2026-05-17</w:t>
       <w:br/>
       <w:br/>
     </w:r>

--- a/klagomål/A 56939-2025 FSC-klagomål.docx
+++ b/klagomål/A 56939-2025 FSC-klagomål.docx
@@ -1897,7 +1897,7 @@
     <w:r>
       <w:tab/>
       <w:tab/>
-      <w:t>2026-05-17</w:t>
+      <w:t>2026-05-18</w:t>
       <w:br/>
       <w:br/>
     </w:r>

--- a/klagomål/A 56939-2025 FSC-klagomål.docx
+++ b/klagomål/A 56939-2025 FSC-klagomål.docx
@@ -1897,7 +1897,7 @@
     <w:r>
       <w:tab/>
       <w:tab/>
-      <w:t>2026-05-18</w:t>
+      <w:t>2026-05-19</w:t>
       <w:br/>
       <w:br/>
     </w:r>

--- a/klagomål/A 56939-2025 FSC-klagomål.docx
+++ b/klagomål/A 56939-2025 FSC-klagomål.docx
@@ -1897,7 +1897,7 @@
     <w:r>
       <w:tab/>
       <w:tab/>
-      <w:t>2026-05-19</w:t>
+      <w:t>2026-05-20</w:t>
       <w:br/>
       <w:br/>
     </w:r>

--- a/klagomål/A 56939-2025 FSC-klagomål.docx
+++ b/klagomål/A 56939-2025 FSC-klagomål.docx
@@ -1885,7 +1885,7 @@
     <w:r>
       <w:tab/>
       <w:tab/>
-      <w:t>2026-07-13</w:t>
+      <w:t>2026-07-14</w:t>
       <w:br/>
       <w:br/>
     </w:r>

--- a/klagomål/A 56939-2025 FSC-klagomål.docx
+++ b/klagomål/A 56939-2025 FSC-klagomål.docx
@@ -1885,7 +1885,7 @@
     <w:r>
       <w:tab/>
       <w:tab/>
-      <w:t>2026-07-14</w:t>
+      <w:t>2026-07-15</w:t>
       <w:br/>
       <w:br/>
     </w:r>

--- a/klagomål/A 56939-2025 FSC-klagomål.docx
+++ b/klagomål/A 56939-2025 FSC-klagomål.docx
@@ -1885,7 +1885,7 @@
     <w:r>
       <w:tab/>
       <w:tab/>
-      <w:t>2026-07-15</w:t>
+      <w:t>2026-07-16</w:t>
       <w:br/>
       <w:br/>
     </w:r>

--- a/klagomål/A 56939-2025 FSC-klagomål.docx
+++ b/klagomål/A 56939-2025 FSC-klagomål.docx
@@ -1885,7 +1885,7 @@
     <w:r>
       <w:tab/>
       <w:tab/>
-      <w:t>2026-07-16</w:t>
+      <w:t>2026-07-17</w:t>
       <w:br/>
       <w:br/>
     </w:r>

--- a/klagomål/A 56939-2025 FSC-klagomål.docx
+++ b/klagomål/A 56939-2025 FSC-klagomål.docx
@@ -1885,7 +1885,7 @@
     <w:r>
       <w:tab/>
       <w:tab/>
-      <w:t>2026-07-17</w:t>
+      <w:t>2026-07-18</w:t>
       <w:br/>
       <w:br/>
     </w:r>

--- a/klagomål/A 56939-2025 FSC-klagomål.docx
+++ b/klagomål/A 56939-2025 FSC-klagomål.docx
@@ -1885,7 +1885,7 @@
     <w:r>
       <w:tab/>
       <w:tab/>
-      <w:t>2026-07-18</w:t>
+      <w:t>2026-07-19</w:t>
       <w:br/>
       <w:br/>
     </w:r>

--- a/klagomål/A 56939-2025 FSC-klagomål.docx
+++ b/klagomål/A 56939-2025 FSC-klagomål.docx
@@ -1885,7 +1885,7 @@
     <w:r>
       <w:tab/>
       <w:tab/>
-      <w:t>2026-07-19</w:t>
+      <w:t>2026-07-20</w:t>
       <w:br/>
       <w:br/>
     </w:r>

--- a/klagomål/A 56939-2025 FSC-klagomål.docx
+++ b/klagomål/A 56939-2025 FSC-klagomål.docx
@@ -1885,7 +1885,7 @@
     <w:r>
       <w:tab/>
       <w:tab/>
-      <w:t>2026-07-20</w:t>
+      <w:t>2026-07-21</w:t>
       <w:br/>
       <w:br/>
     </w:r>

--- a/klagomål/A 56939-2025 FSC-klagomål.docx
+++ b/klagomål/A 56939-2025 FSC-klagomål.docx
@@ -1885,7 +1885,7 @@
     <w:r>
       <w:tab/>
       <w:tab/>
-      <w:t>2026-07-21</w:t>
+      <w:t>2026-07-22</w:t>
       <w:br/>
       <w:br/>
     </w:r>

--- a/klagomål/A 56939-2025 FSC-klagomål.docx
+++ b/klagomål/A 56939-2025 FSC-klagomål.docx
@@ -1885,7 +1885,7 @@
     <w:r>
       <w:tab/>
       <w:tab/>
-      <w:t>2026-07-22</w:t>
+      <w:t>2026-07-23</w:t>
       <w:br/>
       <w:br/>
     </w:r>

--- a/klagomål/A 56939-2025 FSC-klagomål.docx
+++ b/klagomål/A 56939-2025 FSC-klagomål.docx
@@ -1885,7 +1885,7 @@
     <w:r>
       <w:tab/>
       <w:tab/>
-      <w:t>2026-07-23</w:t>
+      <w:t>2026-07-24</w:t>
       <w:br/>
       <w:br/>
     </w:r>

--- a/klagomål/A 56939-2025 FSC-klagomål.docx
+++ b/klagomål/A 56939-2025 FSC-klagomål.docx
@@ -1885,7 +1885,7 @@
     <w:r>
       <w:tab/>
       <w:tab/>
-      <w:t>2026-07-24</w:t>
+      <w:t>2026-07-25</w:t>
       <w:br/>
       <w:br/>
     </w:r>

--- a/klagomål/A 56939-2025 FSC-klagomål.docx
+++ b/klagomål/A 56939-2025 FSC-klagomål.docx
@@ -1885,7 +1885,7 @@
     <w:r>
       <w:tab/>
       <w:tab/>
-      <w:t>2026-07-25</w:t>
+      <w:t>2026-07-26</w:t>
       <w:br/>
       <w:br/>
     </w:r>

--- a/klagomål/A 56939-2025 FSC-klagomål.docx
+++ b/klagomål/A 56939-2025 FSC-klagomål.docx
@@ -1885,7 +1885,7 @@
     <w:r>
       <w:tab/>
       <w:tab/>
-      <w:t>2026-07-26</w:t>
+      <w:t>2026-07-27</w:t>
       <w:br/>
       <w:br/>
     </w:r>

--- a/klagomål/A 56939-2025 FSC-klagomål.docx
+++ b/klagomål/A 56939-2025 FSC-klagomål.docx
@@ -1885,7 +1885,7 @@
     <w:r>
       <w:tab/>
       <w:tab/>
-      <w:t>2026-07-27</w:t>
+      <w:t>2026-07-28</w:t>
       <w:br/>
       <w:br/>
     </w:r>

--- a/klagomål/A 56939-2025 FSC-klagomål.docx
+++ b/klagomål/A 56939-2025 FSC-klagomål.docx
@@ -1885,7 +1885,7 @@
     <w:r>
       <w:tab/>
       <w:tab/>
-      <w:t>2026-07-28</w:t>
+      <w:t>2026-07-29</w:t>
       <w:br/>
       <w:br/>
     </w:r>

--- a/klagomål/A 56939-2025 FSC-klagomål.docx
+++ b/klagomål/A 56939-2025 FSC-klagomål.docx
@@ -1885,7 +1885,7 @@
     <w:r>
       <w:tab/>
       <w:tab/>
-      <w:t>2026-07-29</w:t>
+      <w:t>2026-07-30</w:t>
       <w:br/>
       <w:br/>
     </w:r>

--- a/klagomål/A 56939-2025 FSC-klagomål.docx
+++ b/klagomål/A 56939-2025 FSC-klagomål.docx
@@ -1885,7 +1885,7 @@
     <w:r>
       <w:tab/>
       <w:tab/>
-      <w:t>2026-07-30</w:t>
+      <w:t>2026-07-31</w:t>
       <w:br/>
       <w:br/>
     </w:r>

--- a/klagomål/A 56939-2025 FSC-klagomål.docx
+++ b/klagomål/A 56939-2025 FSC-klagomål.docx
@@ -1885,7 +1885,7 @@
     <w:r>
       <w:tab/>
       <w:tab/>
-      <w:t>2026-07-31</w:t>
+      <w:t>2026-08-01</w:t>
       <w:br/>
       <w:br/>
     </w:r>

--- a/klagomål/A 56939-2025 FSC-klagomål.docx
+++ b/klagomål/A 56939-2025 FSC-klagomål.docx
@@ -1885,7 +1885,7 @@
     <w:r>
       <w:tab/>
       <w:tab/>
-      <w:t>2026-08-01</w:t>
+      <w:t>2026-08-02</w:t>
       <w:br/>
       <w:br/>
     </w:r>

--- a/klagomål/A 56939-2025 FSC-klagomål.docx
+++ b/klagomål/A 56939-2025 FSC-klagomål.docx
@@ -1885,7 +1885,7 @@
     <w:r>
       <w:tab/>
       <w:tab/>
-      <w:t>2026-08-02</w:t>
+      <w:t>2026-08-03</w:t>
       <w:br/>
       <w:br/>
     </w:r>

--- a/klagomål/A 56939-2025 FSC-klagomål.docx
+++ b/klagomål/A 56939-2025 FSC-klagomål.docx
@@ -1885,7 +1885,7 @@
     <w:r>
       <w:tab/>
       <w:tab/>
-      <w:t>2026-08-03</w:t>
+      <w:t>2026-08-05</w:t>
       <w:br/>
       <w:br/>
     </w:r>

--- a/klagomål/A 56939-2025 FSC-klagomål.docx
+++ b/klagomål/A 56939-2025 FSC-klagomål.docx
@@ -1885,7 +1885,7 @@
     <w:r>
       <w:tab/>
       <w:tab/>
-      <w:t>2026-08-05</w:t>
+      <w:t>2026-08-07</w:t>
       <w:br/>
       <w:br/>
     </w:r>

--- a/klagomål/A 56939-2025 FSC-klagomål.docx
+++ b/klagomål/A 56939-2025 FSC-klagomål.docx
@@ -1885,7 +1885,7 @@
     <w:r>
       <w:tab/>
       <w:tab/>
-      <w:t>2026-08-07</w:t>
+      <w:t>2026-08-08</w:t>
       <w:br/>
       <w:br/>
     </w:r>

--- a/klagomål/A 56939-2025 FSC-klagomål.docx
+++ b/klagomål/A 56939-2025 FSC-klagomål.docx
@@ -216,7 +216,7 @@
         <w:spacing w:after="240"/>
       </w:pPr>
       <w:r>
-        <w:t>Figur 1. Fyndplatser för naturvårdsarter i avverkningsanmälan. Markörer utan svart kant är placerade på fyndplatsen. Markörer med svart kant är placerade vid sidan av fyndplatsen har ett svart streck som visar fyndplatsens exakta position. Kartans mittpunktskoordinat är N 6811466, E 445220 i SWEREF 99 TM.</w:t>
+        <w:t>Figur 1. Fyndplatser för naturvårdsarter i avverkningsanmälan. Markörer utan svart kant är placerade på fyndplatsen. Markörer med svart kant är placerade vid sidan av fyndplatsen och har ett svart streck som visar fyndplatsens exakta position. Kartans mittpunktskoordinat är N 6811466, E 445220 i SWEREF 99 TM.</w:t>
       </w:r>
     </w:p>
     <w:p>
@@ -1885,7 +1885,7 @@
     <w:r>
       <w:tab/>
       <w:tab/>
-      <w:t>2026-08-14</w:t>
+      <w:t>2026-08-15</w:t>
       <w:br/>
       <w:br/>
     </w:r>

--- a/klagomål/A 56939-2025 FSC-klagomål.docx
+++ b/klagomål/A 56939-2025 FSC-klagomål.docx
@@ -1885,7 +1885,7 @@
     <w:r>
       <w:tab/>
       <w:tab/>
-      <w:t>2026-08-15</w:t>
+      <w:t>2026-08-16</w:t>
       <w:br/>
       <w:br/>
     </w:r>

--- a/klagomål/A 56939-2025 FSC-klagomål.docx
+++ b/klagomål/A 56939-2025 FSC-klagomål.docx
@@ -1885,7 +1885,7 @@
     <w:r>
       <w:tab/>
       <w:tab/>
-      <w:t>2026-08-16</w:t>
+      <w:t>2026-08-17</w:t>
       <w:br/>
       <w:br/>
     </w:r>

--- a/klagomål/A 56939-2025 FSC-klagomål.docx
+++ b/klagomål/A 56939-2025 FSC-klagomål.docx
@@ -1885,7 +1885,7 @@
     <w:r>
       <w:tab/>
       <w:tab/>
-      <w:t>2026-08-17</w:t>
+      <w:t>2026-08-18</w:t>
       <w:br/>
       <w:br/>
     </w:r>

--- a/klagomål/A 56939-2025 FSC-klagomål.docx
+++ b/klagomål/A 56939-2025 FSC-klagomål.docx
@@ -1885,7 +1885,7 @@
     <w:r>
       <w:tab/>
       <w:tab/>
-      <w:t>2026-08-18</w:t>
+      <w:t>2026-08-19</w:t>
       <w:br/>
       <w:br/>
     </w:r>

--- a/klagomål/A 56939-2025 FSC-klagomål.docx
+++ b/klagomål/A 56939-2025 FSC-klagomål.docx
@@ -1885,7 +1885,7 @@
     <w:r>
       <w:tab/>
       <w:tab/>
-      <w:t>2026-08-19</w:t>
+      <w:t>2026-08-20</w:t>
       <w:br/>
       <w:br/>
     </w:r>

--- a/klagomål/A 56939-2025 FSC-klagomål.docx
+++ b/klagomål/A 56939-2025 FSC-klagomål.docx
@@ -1885,7 +1885,7 @@
     <w:r>
       <w:tab/>
       <w:tab/>
-      <w:t>2026-08-20</w:t>
+      <w:t>2026-08-21</w:t>
       <w:br/>
       <w:br/>
     </w:r>

--- a/klagomål/A 56939-2025 FSC-klagomål.docx
+++ b/klagomål/A 56939-2025 FSC-klagomål.docx
@@ -1885,7 +1885,7 @@
     <w:r>
       <w:tab/>
       <w:tab/>
-      <w:t>2026-08-21</w:t>
+      <w:t>2026-08-22</w:t>
       <w:br/>
       <w:br/>
     </w:r>

--- a/klagomål/A 56939-2025 FSC-klagomål.docx
+++ b/klagomål/A 56939-2025 FSC-klagomål.docx
@@ -1885,7 +1885,7 @@
     <w:r>
       <w:tab/>
       <w:tab/>
-      <w:t>2026-08-22</w:t>
+      <w:t>2026-08-23</w:t>
       <w:br/>
       <w:br/>
     </w:r>

--- a/klagomål/A 56939-2025 FSC-klagomål.docx
+++ b/klagomål/A 56939-2025 FSC-klagomål.docx
@@ -1885,7 +1885,7 @@
     <w:r>
       <w:tab/>
       <w:tab/>
-      <w:t>2026-08-23</w:t>
+      <w:t>2026-08-24</w:t>
       <w:br/>
       <w:br/>
     </w:r>

--- a/klagomål/A 56939-2025 FSC-klagomål.docx
+++ b/klagomål/A 56939-2025 FSC-klagomål.docx
@@ -1885,7 +1885,7 @@
     <w:r>
       <w:tab/>
       <w:tab/>
-      <w:t>2026-08-24</w:t>
+      <w:t>2026-08-25</w:t>
       <w:br/>
       <w:br/>
     </w:r>

--- a/klagomål/A 56939-2025 FSC-klagomål.docx
+++ b/klagomål/A 56939-2025 FSC-klagomål.docx
@@ -1885,7 +1885,7 @@
     <w:r>
       <w:tab/>
       <w:tab/>
-      <w:t>2026-08-25</w:t>
+      <w:t>2026-08-26</w:t>
       <w:br/>
       <w:br/>
     </w:r>

--- a/klagomål/A 56939-2025 FSC-klagomål.docx
+++ b/klagomål/A 56939-2025 FSC-klagomål.docx
@@ -1885,7 +1885,7 @@
     <w:r>
       <w:tab/>
       <w:tab/>
-      <w:t>2026-08-26</w:t>
+      <w:t>2026-08-27</w:t>
       <w:br/>
       <w:br/>
     </w:r>

--- a/klagomål/A 56939-2025 FSC-klagomål.docx
+++ b/klagomål/A 56939-2025 FSC-klagomål.docx
@@ -1885,7 +1885,7 @@
     <w:r>
       <w:tab/>
       <w:tab/>
-      <w:t>2026-08-27</w:t>
+      <w:t>2026-08-28</w:t>
       <w:br/>
       <w:br/>
     </w:r>

--- a/klagomål/A 56939-2025 FSC-klagomål.docx
+++ b/klagomål/A 56939-2025 FSC-klagomål.docx
@@ -1885,7 +1885,7 @@
     <w:r>
       <w:tab/>
       <w:tab/>
-      <w:t>2026-08-28</w:t>
+      <w:t>2026-08-29</w:t>
       <w:br/>
       <w:br/>
     </w:r>

--- a/klagomål/A 56939-2025 FSC-klagomål.docx
+++ b/klagomål/A 56939-2025 FSC-klagomål.docx
@@ -1885,7 +1885,7 @@
     <w:r>
       <w:tab/>
       <w:tab/>
-      <w:t>2026-08-29</w:t>
+      <w:t>2026-08-31</w:t>
       <w:br/>
       <w:br/>
     </w:r>

--- a/klagomål/A 56939-2025 FSC-klagomål.docx
+++ b/klagomål/A 56939-2025 FSC-klagomål.docx
@@ -1885,7 +1885,7 @@
     <w:r>
       <w:tab/>
       <w:tab/>
-      <w:t>2026-08-31</w:t>
+      <w:t>2026-09-01</w:t>
       <w:br/>
       <w:br/>
     </w:r>

--- a/klagomål/A 56939-2025 FSC-klagomål.docx
+++ b/klagomål/A 56939-2025 FSC-klagomål.docx
@@ -1885,7 +1885,7 @@
     <w:r>
       <w:tab/>
       <w:tab/>
-      <w:t>2026-09-01</w:t>
+      <w:t>2026-09-02</w:t>
       <w:br/>
       <w:br/>
     </w:r>

--- a/klagomål/A 56939-2025 FSC-klagomål.docx
+++ b/klagomål/A 56939-2025 FSC-klagomål.docx
@@ -1885,7 +1885,7 @@
     <w:r>
       <w:tab/>
       <w:tab/>
-      <w:t>2026-09-02</w:t>
+      <w:t>2026-09-03</w:t>
       <w:br/>
       <w:br/>
     </w:r>

--- a/klagomål/A 56939-2025 FSC-klagomål.docx
+++ b/klagomål/A 56939-2025 FSC-klagomål.docx
@@ -1885,7 +1885,7 @@
     <w:r>
       <w:tab/>
       <w:tab/>
-      <w:t>2026-09-03</w:t>
+      <w:t>2026-09-04</w:t>
       <w:br/>
       <w:br/>
     </w:r>

--- a/klagomål/A 56939-2025 FSC-klagomål.docx
+++ b/klagomål/A 56939-2025 FSC-klagomål.docx
@@ -1885,7 +1885,7 @@
     <w:r>
       <w:tab/>
       <w:tab/>
-      <w:t>2026-09-04</w:t>
+      <w:t>2026-09-05</w:t>
       <w:br/>
       <w:br/>
     </w:r>

--- a/klagomål/A 56939-2025 FSC-klagomål.docx
+++ b/klagomål/A 56939-2025 FSC-klagomål.docx
@@ -1885,7 +1885,7 @@
     <w:r>
       <w:tab/>
       <w:tab/>
-      <w:t>2026-09-05</w:t>
+      <w:t>2026-09-06</w:t>
       <w:br/>
       <w:br/>
     </w:r>

--- a/klagomål/A 56939-2025 FSC-klagomål.docx
+++ b/klagomål/A 56939-2025 FSC-klagomål.docx
@@ -1885,7 +1885,7 @@
     <w:r>
       <w:tab/>
       <w:tab/>
-      <w:t>2026-09-06</w:t>
+      <w:t>2026-09-07</w:t>
       <w:br/>
       <w:br/>
     </w:r>

--- a/klagomål/A 56939-2025 FSC-klagomål.docx
+++ b/klagomål/A 56939-2025 FSC-klagomål.docx
@@ -1885,7 +1885,7 @@
     <w:r>
       <w:tab/>
       <w:tab/>
-      <w:t>2026-09-07</w:t>
+      <w:t>2026-09-08</w:t>
       <w:br/>
       <w:br/>
     </w:r>

--- a/klagomål/A 56939-2025 FSC-klagomål.docx
+++ b/klagomål/A 56939-2025 FSC-klagomål.docx
@@ -1885,7 +1885,7 @@
     <w:r>
       <w:tab/>
       <w:tab/>
-      <w:t>2026-09-08</w:t>
+      <w:t>2026-09-09</w:t>
       <w:br/>
       <w:br/>
     </w:r>

--- a/klagomål/A 56939-2025 FSC-klagomål.docx
+++ b/klagomål/A 56939-2025 FSC-klagomål.docx
@@ -1885,7 +1885,7 @@
     <w:r>
       <w:tab/>
       <w:tab/>
-      <w:t>2026-09-09</w:t>
+      <w:t>2026-09-10</w:t>
       <w:br/>
       <w:br/>
     </w:r>

--- a/klagomål/A 56939-2025 FSC-klagomål.docx
+++ b/klagomål/A 56939-2025 FSC-klagomål.docx
@@ -1885,7 +1885,7 @@
     <w:r>
       <w:tab/>
       <w:tab/>
-      <w:t>2026-09-10</w:t>
+      <w:t>2026-09-11</w:t>
       <w:br/>
       <w:br/>
     </w:r>

--- a/klagomål/A 56939-2025 FSC-klagomål.docx
+++ b/klagomål/A 56939-2025 FSC-klagomål.docx
@@ -1885,7 +1885,7 @@
     <w:r>
       <w:tab/>
       <w:tab/>
-      <w:t>2026-09-11</w:t>
+      <w:t>2026-09-12</w:t>
       <w:br/>
       <w:br/>
     </w:r>

--- a/klagomål/A 56939-2025 FSC-klagomål.docx
+++ b/klagomål/A 56939-2025 FSC-klagomål.docx
@@ -1885,7 +1885,7 @@
     <w:r>
       <w:tab/>
       <w:tab/>
-      <w:t>2026-09-12</w:t>
+      <w:t>2026-09-13</w:t>
       <w:br/>
       <w:br/>
     </w:r>
